--- a/numerical_methods/lab1/Медведева_ВычислМетоды_ЛР1.docx
+++ b/numerical_methods/lab1/Медведева_ВычислМетоды_ЛР1.docx
@@ -92,7 +92,7 @@
         </w:pict>
       </w:r>
     </w:p>
-    <w:bookmarkStart w:id="39" w:name="Xcf22c7ba4f71a37db2101811ec61e302490c12f"/>
+    <w:bookmarkStart w:id="29" w:name="Xcf22c7ba4f71a37db2101811ec61e302490c12f"/>
     <w:p>
       <w:pPr>
         <w:pStyle w:val="Heading1"/>
@@ -700,13 +700,9 @@
     </w:p>
     <w:p>
       <w:pPr>
-        <w:pStyle w:val="Compact"/>
-        <w:numPr>
-          <w:ilvl w:val="0"/>
-          <w:numId w:val="1002"/>
-        </w:numPr>
+        <w:pStyle w:val="FirstParagraph"/>
         <w:spacing w:line="360" w:lineRule="auto"/>
-        <w:ind w:firstLine="709"/>
+        <w:ind w:firstLine="0"/>
         <w:jc w:val="both"/>
       </w:pPr>
       <w:r>
@@ -714,441 +710,11 @@
           <w:rFonts w:ascii="Times New Roman" w:hAnsi="Times New Roman" w:cs="Times New Roman"/>
           <w:sz w:val="28"/>
         </w:rPr>
-        <w:t xml:space="preserve">Решение уравнения с одной переменной (задание 6.1)</w:t>
-      </w:r>
-    </w:p>
-    <w:p>
-      <w:pPr>
-        <w:pStyle w:val="Compact"/>
-        <w:numPr>
-          <w:ilvl w:val="1"/>
-          <w:numId w:val="1003"/>
-        </w:numPr>
-        <w:spacing w:line="360" w:lineRule="auto"/>
-        <w:ind w:firstLine="709"/>
-        <w:jc w:val="both"/>
-      </w:pPr>
-      <w:r>
-        <w:rPr>
-          <w:rFonts w:ascii="Times New Roman" w:hAnsi="Times New Roman" w:cs="Times New Roman"/>
-          <w:sz w:val="28"/>
-        </w:rPr>
-        <w:t xml:space="preserve">1.1 Задание</w:t>
-      </w:r>
-    </w:p>
-    <w:p>
-      <w:pPr>
-        <w:pStyle w:val="Compact"/>
-        <w:numPr>
-          <w:ilvl w:val="1"/>
-          <w:numId w:val="1003"/>
-        </w:numPr>
-        <w:spacing w:line="360" w:lineRule="auto"/>
-        <w:ind w:firstLine="709"/>
-        <w:jc w:val="both"/>
-      </w:pPr>
-      <w:r>
-        <w:rPr>
-          <w:rFonts w:ascii="Times New Roman" w:hAnsi="Times New Roman" w:cs="Times New Roman"/>
-          <w:sz w:val="28"/>
-        </w:rPr>
-        <w:t xml:space="preserve">1.2 Теоретический материал</w:t>
-      </w:r>
-    </w:p>
-    <w:p>
-      <w:pPr>
-        <w:pStyle w:val="Compact"/>
-        <w:numPr>
-          <w:ilvl w:val="1"/>
-          <w:numId w:val="1003"/>
-        </w:numPr>
-        <w:spacing w:line="360" w:lineRule="auto"/>
-        <w:ind w:firstLine="709"/>
-        <w:jc w:val="both"/>
-      </w:pPr>
-      <w:r>
-        <w:rPr>
-          <w:rFonts w:ascii="Times New Roman" w:hAnsi="Times New Roman" w:cs="Times New Roman"/>
-          <w:sz w:val="28"/>
-        </w:rPr>
-        <w:t xml:space="preserve">1.3 Порядок выполнения работы</w:t>
-      </w:r>
-    </w:p>
-    <w:p>
-      <w:pPr>
-        <w:pStyle w:val="Compact"/>
-        <w:numPr>
-          <w:ilvl w:val="1"/>
-          <w:numId w:val="1003"/>
-        </w:numPr>
-        <w:spacing w:line="360" w:lineRule="auto"/>
-        <w:ind w:firstLine="709"/>
-        <w:jc w:val="both"/>
-      </w:pPr>
-      <w:r>
-        <w:rPr>
-          <w:rFonts w:ascii="Times New Roman" w:hAnsi="Times New Roman" w:cs="Times New Roman"/>
-          <w:sz w:val="28"/>
-        </w:rPr>
-        <w:t xml:space="preserve">1.4 Результаты работы программы</w:t>
-      </w:r>
-    </w:p>
-    <w:p>
-      <w:pPr>
-        <w:pStyle w:val="Compact"/>
-        <w:numPr>
-          <w:ilvl w:val="0"/>
-          <w:numId w:val="1002"/>
-        </w:numPr>
-        <w:spacing w:line="360" w:lineRule="auto"/>
-        <w:ind w:firstLine="709"/>
-        <w:jc w:val="both"/>
-      </w:pPr>
-      <w:r>
-        <w:rPr>
-          <w:rFonts w:ascii="Times New Roman" w:hAnsi="Times New Roman" w:cs="Times New Roman"/>
-          <w:sz w:val="28"/>
-        </w:rPr>
-        <w:t xml:space="preserve">Решение системы линейных уравнений (задание 6.2.1)</w:t>
-      </w:r>
-    </w:p>
-    <w:p>
-      <w:pPr>
-        <w:pStyle w:val="Compact"/>
-        <w:numPr>
-          <w:ilvl w:val="1"/>
-          <w:numId w:val="1004"/>
-        </w:numPr>
-        <w:spacing w:line="360" w:lineRule="auto"/>
-        <w:ind w:firstLine="709"/>
-        <w:jc w:val="both"/>
-      </w:pPr>
-      <w:r>
-        <w:rPr>
-          <w:rFonts w:ascii="Times New Roman" w:hAnsi="Times New Roman" w:cs="Times New Roman"/>
-          <w:sz w:val="28"/>
-        </w:rPr>
-        <w:t xml:space="preserve">2.1 Задание</w:t>
-      </w:r>
-    </w:p>
-    <w:p>
-      <w:pPr>
-        <w:pStyle w:val="Compact"/>
-        <w:numPr>
-          <w:ilvl w:val="1"/>
-          <w:numId w:val="1004"/>
-        </w:numPr>
-        <w:spacing w:line="360" w:lineRule="auto"/>
-        <w:ind w:firstLine="709"/>
-        <w:jc w:val="both"/>
-      </w:pPr>
-      <w:r>
-        <w:rPr>
-          <w:rFonts w:ascii="Times New Roman" w:hAnsi="Times New Roman" w:cs="Times New Roman"/>
-          <w:sz w:val="28"/>
-        </w:rPr>
-        <w:t xml:space="preserve">2.2 Теоретический материал</w:t>
-      </w:r>
-    </w:p>
-    <w:p>
-      <w:pPr>
-        <w:pStyle w:val="Compact"/>
-        <w:numPr>
-          <w:ilvl w:val="1"/>
-          <w:numId w:val="1004"/>
-        </w:numPr>
-        <w:spacing w:line="360" w:lineRule="auto"/>
-        <w:ind w:firstLine="709"/>
-        <w:jc w:val="both"/>
-      </w:pPr>
-      <w:r>
-        <w:rPr>
-          <w:rFonts w:ascii="Times New Roman" w:hAnsi="Times New Roman" w:cs="Times New Roman"/>
-          <w:sz w:val="28"/>
-        </w:rPr>
-        <w:t xml:space="preserve">2.3 Порядок выполнения работы</w:t>
-      </w:r>
-    </w:p>
-    <w:p>
-      <w:pPr>
-        <w:pStyle w:val="Compact"/>
-        <w:numPr>
-          <w:ilvl w:val="1"/>
-          <w:numId w:val="1004"/>
-        </w:numPr>
-        <w:spacing w:line="360" w:lineRule="auto"/>
-        <w:ind w:firstLine="709"/>
-        <w:jc w:val="both"/>
-      </w:pPr>
-      <w:r>
-        <w:rPr>
-          <w:rFonts w:ascii="Times New Roman" w:hAnsi="Times New Roman" w:cs="Times New Roman"/>
-          <w:sz w:val="28"/>
-        </w:rPr>
-        <w:t xml:space="preserve">2.4 Результаты работы программы</w:t>
-      </w:r>
-    </w:p>
-    <w:p>
-      <w:pPr>
-        <w:pStyle w:val="Compact"/>
-        <w:numPr>
-          <w:ilvl w:val="0"/>
-          <w:numId w:val="1002"/>
-        </w:numPr>
-        <w:spacing w:line="360" w:lineRule="auto"/>
-        <w:ind w:firstLine="709"/>
-        <w:jc w:val="both"/>
-      </w:pPr>
-      <w:r>
-        <w:rPr>
-          <w:rFonts w:ascii="Times New Roman" w:hAnsi="Times New Roman" w:cs="Times New Roman"/>
-          <w:sz w:val="28"/>
-        </w:rPr>
-        <w:t xml:space="preserve">Вычисление определителя матрицы (задание 6.2.2)</w:t>
-      </w:r>
-    </w:p>
-    <w:p>
-      <w:pPr>
-        <w:pStyle w:val="Compact"/>
-        <w:numPr>
-          <w:ilvl w:val="1"/>
-          <w:numId w:val="1005"/>
-        </w:numPr>
-        <w:spacing w:line="360" w:lineRule="auto"/>
-        <w:ind w:firstLine="709"/>
-        <w:jc w:val="both"/>
-      </w:pPr>
-      <w:r>
-        <w:rPr>
-          <w:rFonts w:ascii="Times New Roman" w:hAnsi="Times New Roman" w:cs="Times New Roman"/>
-          <w:sz w:val="28"/>
-        </w:rPr>
-        <w:t xml:space="preserve">3.1 Задание</w:t>
-      </w:r>
-    </w:p>
-    <w:p>
-      <w:pPr>
-        <w:pStyle w:val="Compact"/>
-        <w:numPr>
-          <w:ilvl w:val="1"/>
-          <w:numId w:val="1005"/>
-        </w:numPr>
-        <w:spacing w:line="360" w:lineRule="auto"/>
-        <w:ind w:firstLine="709"/>
-        <w:jc w:val="both"/>
-      </w:pPr>
-      <w:r>
-        <w:rPr>
-          <w:rFonts w:ascii="Times New Roman" w:hAnsi="Times New Roman" w:cs="Times New Roman"/>
-          <w:sz w:val="28"/>
-        </w:rPr>
-        <w:t xml:space="preserve">3.2 Теоретический материал</w:t>
-      </w:r>
-    </w:p>
-    <w:p>
-      <w:pPr>
-        <w:pStyle w:val="Compact"/>
-        <w:numPr>
-          <w:ilvl w:val="1"/>
-          <w:numId w:val="1005"/>
-        </w:numPr>
-        <w:spacing w:line="360" w:lineRule="auto"/>
-        <w:ind w:firstLine="709"/>
-        <w:jc w:val="both"/>
-      </w:pPr>
-      <w:r>
-        <w:rPr>
-          <w:rFonts w:ascii="Times New Roman" w:hAnsi="Times New Roman" w:cs="Times New Roman"/>
-          <w:sz w:val="28"/>
-        </w:rPr>
-        <w:t xml:space="preserve">3.3 Порядок выполнения работы</w:t>
-      </w:r>
-    </w:p>
-    <w:p>
-      <w:pPr>
-        <w:pStyle w:val="Compact"/>
-        <w:numPr>
-          <w:ilvl w:val="1"/>
-          <w:numId w:val="1005"/>
-        </w:numPr>
-        <w:spacing w:line="360" w:lineRule="auto"/>
-        <w:ind w:firstLine="709"/>
-        <w:jc w:val="both"/>
-      </w:pPr>
-      <w:r>
-        <w:rPr>
-          <w:rFonts w:ascii="Times New Roman" w:hAnsi="Times New Roman" w:cs="Times New Roman"/>
-          <w:sz w:val="28"/>
-        </w:rPr>
-        <w:t xml:space="preserve">3.4 Результаты работы программы</w:t>
-      </w:r>
-    </w:p>
-    <w:p>
-      <w:pPr>
-        <w:pStyle w:val="Compact"/>
-        <w:numPr>
-          <w:ilvl w:val="0"/>
-          <w:numId w:val="1002"/>
-        </w:numPr>
-        <w:spacing w:line="360" w:lineRule="auto"/>
-        <w:ind w:firstLine="709"/>
-        <w:jc w:val="both"/>
-      </w:pPr>
-      <w:r>
-        <w:rPr>
-          <w:rFonts w:ascii="Times New Roman" w:hAnsi="Times New Roman" w:cs="Times New Roman"/>
-          <w:sz w:val="28"/>
-        </w:rPr>
-        <w:t xml:space="preserve">Вычисление обратной матрицы (задание 6.2.3)</w:t>
-      </w:r>
-    </w:p>
-    <w:p>
-      <w:pPr>
-        <w:pStyle w:val="Compact"/>
-        <w:numPr>
-          <w:ilvl w:val="1"/>
-          <w:numId w:val="1006"/>
-        </w:numPr>
-        <w:spacing w:line="360" w:lineRule="auto"/>
-        <w:ind w:firstLine="709"/>
-        <w:jc w:val="both"/>
-      </w:pPr>
-      <w:r>
-        <w:rPr>
-          <w:rFonts w:ascii="Times New Roman" w:hAnsi="Times New Roman" w:cs="Times New Roman"/>
-          <w:sz w:val="28"/>
-        </w:rPr>
-        <w:t xml:space="preserve">4.1 Задание</w:t>
-      </w:r>
-    </w:p>
-    <w:p>
-      <w:pPr>
-        <w:pStyle w:val="Compact"/>
-        <w:numPr>
-          <w:ilvl w:val="1"/>
-          <w:numId w:val="1006"/>
-        </w:numPr>
-        <w:spacing w:line="360" w:lineRule="auto"/>
-        <w:ind w:firstLine="709"/>
-        <w:jc w:val="both"/>
-      </w:pPr>
-      <w:r>
-        <w:rPr>
-          <w:rFonts w:ascii="Times New Roman" w:hAnsi="Times New Roman" w:cs="Times New Roman"/>
-          <w:sz w:val="28"/>
-        </w:rPr>
-        <w:t xml:space="preserve">4.2 Теоретический материал</w:t>
-      </w:r>
-    </w:p>
-    <w:p>
-      <w:pPr>
-        <w:pStyle w:val="Compact"/>
-        <w:numPr>
-          <w:ilvl w:val="1"/>
-          <w:numId w:val="1006"/>
-        </w:numPr>
-        <w:spacing w:line="360" w:lineRule="auto"/>
-        <w:ind w:firstLine="709"/>
-        <w:jc w:val="both"/>
-      </w:pPr>
-      <w:r>
-        <w:rPr>
-          <w:rFonts w:ascii="Times New Roman" w:hAnsi="Times New Roman" w:cs="Times New Roman"/>
-          <w:sz w:val="28"/>
-        </w:rPr>
-        <w:t xml:space="preserve">4.3 Порядок выполнения работы</w:t>
-      </w:r>
-    </w:p>
-    <w:p>
-      <w:pPr>
-        <w:pStyle w:val="Compact"/>
-        <w:numPr>
-          <w:ilvl w:val="1"/>
-          <w:numId w:val="1006"/>
-        </w:numPr>
-        <w:spacing w:line="360" w:lineRule="auto"/>
-        <w:ind w:firstLine="709"/>
-        <w:jc w:val="both"/>
-      </w:pPr>
-      <w:r>
-        <w:rPr>
-          <w:rFonts w:ascii="Times New Roman" w:hAnsi="Times New Roman" w:cs="Times New Roman"/>
-          <w:sz w:val="28"/>
-        </w:rPr>
-        <w:t xml:space="preserve">4.4 Результаты работы программы</w:t>
-      </w:r>
-    </w:p>
-    <w:p>
-      <w:pPr>
-        <w:pStyle w:val="Compact"/>
-        <w:numPr>
-          <w:ilvl w:val="0"/>
-          <w:numId w:val="1002"/>
-        </w:numPr>
-        <w:spacing w:line="360" w:lineRule="auto"/>
-        <w:ind w:firstLine="709"/>
-        <w:jc w:val="both"/>
-      </w:pPr>
-      <w:r>
-        <w:rPr>
-          <w:rFonts w:ascii="Times New Roman" w:hAnsi="Times New Roman" w:cs="Times New Roman"/>
-          <w:sz w:val="28"/>
-        </w:rPr>
-        <w:t xml:space="preserve">Выводы</w:t>
-      </w:r>
-    </w:p>
-    <w:p>
-      <w:pPr>
-        <w:pStyle w:val="Compact"/>
-        <w:numPr>
-          <w:ilvl w:val="0"/>
-          <w:numId w:val="1002"/>
-        </w:numPr>
-        <w:spacing w:line="360" w:lineRule="auto"/>
-        <w:ind w:firstLine="709"/>
-        <w:jc w:val="both"/>
-      </w:pPr>
-      <w:r>
-        <w:rPr>
-          <w:rFonts w:ascii="Times New Roman" w:hAnsi="Times New Roman" w:cs="Times New Roman"/>
-          <w:sz w:val="28"/>
-        </w:rPr>
-        <w:t xml:space="preserve">Список использованных источников</w:t>
-      </w:r>
-    </w:p>
-    <w:p>
-      <w:pPr>
-        <w:pStyle w:val="Compact"/>
-        <w:numPr>
-          <w:ilvl w:val="0"/>
-          <w:numId w:val="1002"/>
-        </w:numPr>
-        <w:spacing w:line="360" w:lineRule="auto"/>
-        <w:ind w:firstLine="709"/>
-        <w:jc w:val="both"/>
-      </w:pPr>
-      <w:r>
-        <w:rPr>
-          <w:rFonts w:ascii="Times New Roman" w:hAnsi="Times New Roman" w:cs="Times New Roman"/>
-          <w:sz w:val="28"/>
-        </w:rPr>
-        <w:t xml:space="preserve">Приложение А — Листинги программ</w:t>
-      </w:r>
-    </w:p>
-    <w:p>
-      <w:pPr>
-        <w:spacing w:line="360" w:lineRule="auto"/>
-        <w:ind w:firstLine="709"/>
-        <w:jc w:val="both"/>
-      </w:pPr>
-      <w:r>
-        <w:rPr>
-          <w:rFonts w:ascii="Times New Roman" w:hAnsi="Times New Roman" w:cs="Times New Roman"/>
-          <w:sz w:val="28"/>
-        </w:rPr>
-        <w:pict>
-          <v:rect style="width:0;height:1.5pt" o:hralign="center" o:hrstd="t" o:hr="t"/>
-        </w:pict>
+        <w:fldChar w:fldCharType="begin"/>
+        <w:instrText xml:space="preserve">TOC \o "1-3" \h \z \u</w:instrText>
+        <w:fldChar w:fldCharType="separate"/>
+        <w:t>Обновите оглавление в Word (F9).</w:t>
+        <w:fldChar w:fldCharType="end"/>
       </w:r>
     </w:p>
     <w:bookmarkEnd w:id="11"/>
@@ -1816,7 +1382,7 @@
       </w:r>
     </w:p>
     <w:bookmarkEnd w:id="13"/>
-    <w:bookmarkStart w:id="14" w:name="порядок-выполнения-работы"/>
+    <w:bookmarkStart w:id="14" w:name="алгоритм-решения"/>
     <w:p>
       <w:pPr>
         <w:pStyle w:val="Heading3"/>
@@ -1830,7 +1396,7 @@
           <w:b/>
           <w:sz w:val="28"/>
         </w:rPr>
-        <w:t xml:space="preserve">1.3 Порядок выполнения работы</w:t>
+        <w:t xml:space="preserve">1.3 Алгоритм решения</w:t>
       </w:r>
     </w:p>
     <w:p>
@@ -1838,7 +1404,7 @@
         <w:pStyle w:val="Compact"/>
         <w:numPr>
           <w:ilvl w:val="0"/>
-          <w:numId w:val="1007"/>
+          <w:numId w:val="1002"/>
         </w:numPr>
         <w:spacing w:line="360" w:lineRule="auto"/>
         <w:ind w:firstLine="709"/>
@@ -1857,7 +1423,7 @@
         <w:pStyle w:val="Compact"/>
         <w:numPr>
           <w:ilvl w:val="0"/>
-          <w:numId w:val="1007"/>
+          <w:numId w:val="1002"/>
         </w:numPr>
         <w:spacing w:line="360" w:lineRule="auto"/>
         <w:ind w:firstLine="709"/>
@@ -1876,7 +1442,7 @@
         <w:pStyle w:val="Compact"/>
         <w:numPr>
           <w:ilvl w:val="0"/>
-          <w:numId w:val="1007"/>
+          <w:numId w:val="1002"/>
         </w:numPr>
         <w:spacing w:line="360" w:lineRule="auto"/>
         <w:ind w:firstLine="709"/>
@@ -3306,7 +2872,7 @@
     </w:p>
     <w:bookmarkEnd w:id="15"/>
     <w:bookmarkEnd w:id="16"/>
-    <w:bookmarkStart w:id="21" w:name="решение-системы-линейных-уравнений"/>
+    <w:bookmarkStart w:id="21" w:name="решение-задач-линейной-алгебры"/>
     <w:p>
       <w:pPr>
         <w:pStyle w:val="Heading2"/>
@@ -3321,7 +2887,7 @@
           <w:b/>
           <w:sz w:val="28"/>
         </w:rPr>
-        <w:t xml:space="preserve">2 РЕШЕНИЕ СИСТЕМЫ ЛИНЕЙНЫХ УРАВНЕНИЙ</w:t>
+        <w:t xml:space="preserve">2 РЕШЕНИЕ ЗАДАЧ ЛИНЕЙНОЙ АЛГЕБРЫ</w:t>
       </w:r>
     </w:p>
     <w:bookmarkStart w:id="17" w:name="задание-1"/>
@@ -3353,7 +2919,7 @@
           <w:rFonts w:ascii="Times New Roman" w:hAnsi="Times New Roman" w:cs="Times New Roman"/>
           <w:sz w:val="28"/>
         </w:rPr>
-        <w:t xml:space="preserve">Написать программу решения системы линейных алгебраических уравнений одним из методов: Гаусса, ортогонализации, Халецкого, простой итерации, Зейделя. Выбран</w:t>
+        <w:t xml:space="preserve">Написать программы решения системы линейных алгебраических уравнений, вычисления определителя матрицы и обратной матрицы одним из методов (Гаусса, ортогонализации, Халецкого, простой итерации, Зейделя). Для всех трёх подзадач выбран</w:t>
       </w:r>
       <w:r>
         <w:rPr>
@@ -3383,7 +2949,7 @@
           <w:rFonts w:ascii="Times New Roman" w:hAnsi="Times New Roman" w:cs="Times New Roman"/>
           <w:sz w:val="28"/>
         </w:rPr>
-        <w:t xml:space="preserve">с частичным выбором ведущего элемента.</w:t>
+        <w:t xml:space="preserve">с частичным выбором ведущего элемента (для обратной матрицы — его модификация, схема Гаусса-Жордана).</w:t>
       </w:r>
     </w:p>
     <w:p>
@@ -4014,7 +3580,7 @@
           <w:rFonts w:ascii="Times New Roman" w:hAnsi="Times New Roman" w:cs="Times New Roman"/>
           <w:sz w:val="28"/>
         </w:rPr>
-        <w:t xml:space="preserve">порядок системы n = 4, матрица A, правая часть b.</w:t>
+        <w:t xml:space="preserve">порядок системы n = 4, матрица A, правая часть b (для определителя и обратной матрицы правая часть не используется, берётся матрица A из этой же системы).</w:t>
       </w:r>
     </w:p>
     <w:p>
@@ -4045,7 +3611,7 @@
           <w:rFonts w:ascii="Times New Roman" w:hAnsi="Times New Roman" w:cs="Times New Roman"/>
           <w:sz w:val="28"/>
         </w:rPr>
-        <w:t xml:space="preserve">промежуточные матрицы на каждом шаге прямого хода, решение x, вектор невязки r = b − Ax.</w:t>
+        <w:t xml:space="preserve">промежуточные матрицы на каждом шаге прямого хода, решение x и невязка r = b − Ax; значение det(A); обратная матрица A⁻¹ и невязка max|A·A⁻¹ − E|.</w:t>
       </w:r>
     </w:p>
     <w:p>
@@ -4096,7 +3662,7 @@
           <w:bCs/>
           <w:sz w:val="28"/>
         </w:rPr>
-        <w:t xml:space="preserve">Метод Гаусса с частичным выбором ведущего элемента.</w:t>
+        <w:t xml:space="preserve">Решение СЛАУ — метод Гаусса с частичным выбором ведущего элемента.</w:t>
       </w:r>
       <w:r>
         <w:rPr>
@@ -4289,6 +3855,7 @@
     </w:p>
     <w:p>
       <w:pPr>
+        <w:pStyle w:val="BodyText"/>
         <w:spacing w:line="360" w:lineRule="auto"/>
         <w:ind w:firstLine="709"/>
         <w:jc w:val="both"/>
@@ -4296,6 +3863,234 @@
       <w:r>
         <w:rPr>
           <w:rFonts w:ascii="Times New Roman" w:hAnsi="Times New Roman" w:cs="Times New Roman"/>
+          <w:b/>
+          <w:bCs/>
+          <w:sz w:val="28"/>
+        </w:rPr>
+        <w:t xml:space="preserve">Определитель матрицы.</w:t>
+      </w:r>
+      <w:r>
+        <w:rPr>
+          <w:rFonts w:ascii="Times New Roman" w:hAnsi="Times New Roman" w:cs="Times New Roman"/>
+          <w:sz w:val="28"/>
+        </w:rPr>
+        <w:t xml:space="preserve"> </w:t>
+      </w:r>
+      <w:r>
+        <w:rPr>
+          <w:rFonts w:ascii="Times New Roman" w:hAnsi="Times New Roman" w:cs="Times New Roman"/>
+          <w:sz w:val="28"/>
+        </w:rPr>
+        <w:t xml:space="preserve">При приведении матрицы к треугольному виду методом Гаусса определитель равен произведению элементов главной диагонали с учётом знака перестановок строк, выполненных при выборе ведущего элемента:</w:t>
+      </w:r>
+    </w:p>
+    <w:p>
+      <w:pPr>
+        <w:pStyle w:val="BodyText"/>
+        <w:spacing w:line="360" w:lineRule="auto"/>
+        <w:ind w:firstLine="709"/>
+        <w:jc w:val="both"/>
+      </w:pPr>
+      <m:oMathPara>
+        <m:oMathParaPr>
+          <m:jc m:val="center"/>
+        </m:oMathParaPr>
+        <m:oMath>
+          <m:r>
+            <m:rPr>
+              <m:sty m:val="p"/>
+            </m:rPr>
+            <m:t>det</m:t>
+          </m:r>
+          <m:r>
+            <m:rPr>
+              <m:sty m:val="p"/>
+            </m:rPr>
+            <m:t>(</m:t>
+          </m:r>
+          <m:r>
+            <m:t>A</m:t>
+          </m:r>
+          <m:r>
+            <m:rPr>
+              <m:sty m:val="p"/>
+            </m:rPr>
+            <m:t>)</m:t>
+          </m:r>
+          <m:r>
+            <m:rPr>
+              <m:sty m:val="p"/>
+            </m:rPr>
+            <m:t>=</m:t>
+          </m:r>
+          <m:r>
+            <m:rPr>
+              <m:sty m:val="p"/>
+            </m:rPr>
+            <m:t>(</m:t>
+          </m:r>
+          <m:r>
+            <m:rPr>
+              <m:sty m:val="p"/>
+            </m:rPr>
+            <m:t>−</m:t>
+          </m:r>
+          <m:r>
+            <m:t>1</m:t>
+          </m:r>
+          <m:sSup>
+            <m:e>
+              <m:r>
+                <m:rPr>
+                  <m:sty m:val="p"/>
+                </m:rPr>
+                <m:t>)</m:t>
+              </m:r>
+            </m:e>
+            <m:sup>
+              <m:r>
+                <m:t>s</m:t>
+              </m:r>
+            </m:sup>
+          </m:sSup>
+          <m:nary>
+            <m:naryPr>
+              <m:chr m:val="∏"/>
+              <m:limLoc m:val="undOvr"/>
+              <m:subHide m:val="off"/>
+              <m:supHide m:val="off"/>
+            </m:naryPr>
+            <m:sub>
+              <m:r>
+                <m:t>i</m:t>
+              </m:r>
+              <m:r>
+                <m:rPr>
+                  <m:sty m:val="p"/>
+                </m:rPr>
+                <m:t>=</m:t>
+              </m:r>
+              <m:r>
+                <m:t>1</m:t>
+              </m:r>
+            </m:sub>
+            <m:sup>
+              <m:r>
+                <m:t>n</m:t>
+              </m:r>
+            </m:sup>
+            <m:e>
+              <m:sSub>
+                <m:e>
+                  <m:r>
+                    <m:t>u</m:t>
+                  </m:r>
+                </m:e>
+                <m:sub>
+                  <m:r>
+                    <m:t>i</m:t>
+                  </m:r>
+                  <m:r>
+                    <m:t>i</m:t>
+                  </m:r>
+                </m:sub>
+              </m:sSub>
+            </m:e>
+          </m:nary>
+          <m:r>
+            <m:rPr>
+              <m:sty m:val="p"/>
+            </m:rPr>
+            <m:t>,</m:t>
+          </m:r>
+        </m:oMath>
+      </m:oMathPara>
+    </w:p>
+    <w:p>
+      <w:pPr>
+        <w:pStyle w:val="FirstParagraph"/>
+        <w:spacing w:line="360" w:lineRule="auto"/>
+        <w:ind w:firstLine="709"/>
+        <w:jc w:val="both"/>
+      </w:pPr>
+      <w:r>
+        <w:rPr>
+          <w:rFonts w:ascii="Times New Roman" w:hAnsi="Times New Roman" w:cs="Times New Roman"/>
+          <w:sz w:val="28"/>
+        </w:rPr>
+        <w:t xml:space="preserve">где s — число выполненных перестановок строк.</w:t>
+      </w:r>
+    </w:p>
+    <w:p>
+      <w:pPr>
+        <w:pStyle w:val="BodyText"/>
+        <w:spacing w:line="360" w:lineRule="auto"/>
+        <w:ind w:firstLine="709"/>
+        <w:jc w:val="both"/>
+      </w:pPr>
+      <w:r>
+        <w:rPr>
+          <w:rFonts w:ascii="Times New Roman" w:hAnsi="Times New Roman" w:cs="Times New Roman"/>
+          <w:b/>
+          <w:bCs/>
+          <w:sz w:val="28"/>
+        </w:rPr>
+        <w:t xml:space="preserve">Обратная матрица — схема Гаусса-Жордана.</w:t>
+      </w:r>
+      <w:r>
+        <w:rPr>
+          <w:rFonts w:ascii="Times New Roman" w:hAnsi="Times New Roman" w:cs="Times New Roman"/>
+          <w:sz w:val="28"/>
+        </w:rPr>
+        <w:t xml:space="preserve"> </w:t>
+      </w:r>
+      <w:r>
+        <w:rPr>
+          <w:rFonts w:ascii="Times New Roman" w:hAnsi="Times New Roman" w:cs="Times New Roman"/>
+          <w:sz w:val="28"/>
+        </w:rPr>
+        <w:t xml:space="preserve">Расширенная матрица [A | E] приводится не к треугольному, а сразу к единичному виду по столбцу A — на шаге k ведущий столбец нормируется делением строки на ведущий элемент, а затем обнуляется не только ниже, но и</w:t>
+      </w:r>
+      <w:r>
+        <w:rPr>
+          <w:rFonts w:ascii="Times New Roman" w:hAnsi="Times New Roman" w:cs="Times New Roman"/>
+          <w:sz w:val="28"/>
+        </w:rPr>
+        <w:t xml:space="preserve"> </w:t>
+      </w:r>
+      <w:r>
+        <w:rPr>
+          <w:rFonts w:ascii="Times New Roman" w:hAnsi="Times New Roman" w:cs="Times New Roman"/>
+          <w:b/>
+          <w:bCs/>
+          <w:sz w:val="28"/>
+        </w:rPr>
+        <w:t xml:space="preserve">выше</w:t>
+      </w:r>
+      <w:r>
+        <w:rPr>
+          <w:rFonts w:ascii="Times New Roman" w:hAnsi="Times New Roman" w:cs="Times New Roman"/>
+          <w:sz w:val="28"/>
+        </w:rPr>
+        <w:t xml:space="preserve"> </w:t>
+      </w:r>
+      <w:r>
+        <w:rPr>
+          <w:rFonts w:ascii="Times New Roman" w:hAnsi="Times New Roman" w:cs="Times New Roman"/>
+          <w:sz w:val="28"/>
+        </w:rPr>
+        <w:t xml:space="preserve">диагонали во всех остальных строках. После n шагов [A | E] → [E | A⁻¹]. В отличие от решения n систем A·xᵢ = eᵢ по отдельности, здесь все столбцы обратной матрицы вычисляются за один проход по общей расширенной матрице.</w:t>
+      </w:r>
+    </w:p>
+    <w:p>
+      <w:pPr>
+        <w:spacing w:line="360" w:lineRule="auto"/>
+        <w:ind w:firstLine="709"/>
+        <w:jc w:val="both"/>
+      </w:pPr>
+      <w:r>
+        <w:rPr>
+          <w:rFonts w:ascii="Times New Roman" w:hAnsi="Times New Roman" w:cs="Times New Roman"/>
           <w:sz w:val="28"/>
         </w:rPr>
         <w:pict>
@@ -4304,7 +4099,7 @@
       </w:r>
     </w:p>
     <w:bookmarkEnd w:id="18"/>
-    <w:bookmarkStart w:id="19" w:name="порядок-выполнения-работы-1"/>
+    <w:bookmarkStart w:id="19" w:name="алгоритм-решения-1"/>
     <w:p>
       <w:pPr>
         <w:pStyle w:val="Heading3"/>
@@ -4318,16 +4113,12 @@
           <w:b/>
           <w:sz w:val="28"/>
         </w:rPr>
-        <w:t xml:space="preserve">2.3 Порядок выполнения работы</w:t>
+        <w:t xml:space="preserve">2.3 Алгоритм решения</w:t>
       </w:r>
     </w:p>
     <w:p>
       <w:pPr>
-        <w:pStyle w:val="Compact"/>
-        <w:numPr>
-          <w:ilvl w:val="0"/>
-          <w:numId w:val="1008"/>
-        </w:numPr>
+        <w:pStyle w:val="FirstParagraph"/>
         <w:spacing w:line="360" w:lineRule="auto"/>
         <w:ind w:firstLine="709"/>
         <w:jc w:val="both"/>
@@ -4335,18 +4126,72 @@
       <w:r>
         <w:rPr>
           <w:rFonts w:ascii="Times New Roman" w:hAnsi="Times New Roman" w:cs="Times New Roman"/>
+          <w:b/>
+          <w:bCs/>
           <w:sz w:val="28"/>
         </w:rPr>
-        <w:t xml:space="preserve">Построение расширенной матрицы [A | b].</w:t>
+        <w:t xml:space="preserve">СЛАУ:</w:t>
+      </w:r>
+      <w:r>
+        <w:rPr>
+          <w:rFonts w:ascii="Times New Roman" w:hAnsi="Times New Roman" w:cs="Times New Roman"/>
+          <w:sz w:val="28"/>
+        </w:rPr>
+        <w:t xml:space="preserve"> </w:t>
+      </w:r>
+      <w:r>
+        <w:rPr>
+          <w:rFonts w:ascii="Times New Roman" w:hAnsi="Times New Roman" w:cs="Times New Roman"/>
+          <w:sz w:val="28"/>
+        </w:rPr>
+        <w:t xml:space="preserve">1. Построение расширенной матрицы [A | b].</w:t>
+      </w:r>
+      <w:r>
+        <w:rPr>
+          <w:rFonts w:ascii="Times New Roman" w:hAnsi="Times New Roman" w:cs="Times New Roman"/>
+          <w:sz w:val="28"/>
+        </w:rPr>
+        <w:t xml:space="preserve"> </w:t>
+      </w:r>
+      <w:r>
+        <w:rPr>
+          <w:rFonts w:ascii="Times New Roman" w:hAnsi="Times New Roman" w:cs="Times New Roman"/>
+          <w:sz w:val="28"/>
+        </w:rPr>
+        <w:t xml:space="preserve">2. Прямой ход: n−1 шагов исключения; на каждом шаге ищется ведущая строка, при необходимости строки меняются местами, затем обнуляются элементы столбца в нижележащих строках.</w:t>
+      </w:r>
+      <w:r>
+        <w:rPr>
+          <w:rFonts w:ascii="Times New Roman" w:hAnsi="Times New Roman" w:cs="Times New Roman"/>
+          <w:sz w:val="28"/>
+        </w:rPr>
+        <w:t xml:space="preserve"> </w:t>
+      </w:r>
+      <w:r>
+        <w:rPr>
+          <w:rFonts w:ascii="Times New Roman" w:hAnsi="Times New Roman" w:cs="Times New Roman"/>
+          <w:sz w:val="28"/>
+        </w:rPr>
+        <w:t xml:space="preserve">3. Обратный ход: вычисление x₄, x₃, x₂, x₁ подстановкой уже найденных значений.</w:t>
+      </w:r>
+      <w:r>
+        <w:rPr>
+          <w:rFonts w:ascii="Times New Roman" w:hAnsi="Times New Roman" w:cs="Times New Roman"/>
+          <w:sz w:val="28"/>
+        </w:rPr>
+        <w:t xml:space="preserve"> </w:t>
+      </w:r>
+      <w:r>
+        <w:rPr>
+          <w:rFonts w:ascii="Times New Roman" w:hAnsi="Times New Roman" w:cs="Times New Roman"/>
+          <w:sz w:val="28"/>
+        </w:rPr>
+        <w:t xml:space="preserve">4. Вычисление вектора невязки r = b − Ax и его нормы для контроля точности.</w:t>
       </w:r>
     </w:p>
     <w:p>
       <w:pPr>
-        <w:pStyle w:val="Compact"/>
-        <w:numPr>
-          <w:ilvl w:val="0"/>
-          <w:numId w:val="1008"/>
-        </w:numPr>
+        <w:pStyle w:val="BodyText"/>
         <w:spacing w:line="360" w:lineRule="auto"/>
         <w:ind w:firstLine="709"/>
         <w:jc w:val="both"/>
@@ -4354,18 +4199,139 @@
       <w:r>
         <w:rPr>
           <w:rFonts w:ascii="Times New Roman" w:hAnsi="Times New Roman" w:cs="Times New Roman"/>
+          <w:b/>
+          <w:bCs/>
           <w:sz w:val="28"/>
         </w:rPr>
-        <w:t xml:space="preserve">Прямой ход: n−1 шагов исключения; на каждом шаге ищется ведущая строка, при необходимости строки меняются местами, затем обнуляются элементы столбца в нижележащих строках.</w:t>
+        <w:t xml:space="preserve">Определитель:</w:t>
+      </w:r>
+      <w:r>
+        <w:rPr>
+          <w:rFonts w:ascii="Times New Roman" w:hAnsi="Times New Roman" w:cs="Times New Roman"/>
+          <w:sz w:val="28"/>
+        </w:rPr>
+        <w:t xml:space="preserve"> </w:t>
+      </w:r>
+      <w:r>
+        <w:rPr>
+          <w:rFonts w:ascii="Times New Roman" w:hAnsi="Times New Roman" w:cs="Times New Roman"/>
+          <w:sz w:val="28"/>
+        </w:rPr>
+        <w:t xml:space="preserve">1. Прямой ход метода Гаусса: на шаге k выбирается ведущий элемент, при необходимости строки физически меняются местами (счётчик перестановок</w:t>
+      </w:r>
+      <w:r>
+        <w:rPr>
+          <w:rFonts w:ascii="Times New Roman" w:hAnsi="Times New Roman" w:cs="Times New Roman"/>
+          <w:sz w:val="28"/>
+        </w:rPr>
+        <w:t xml:space="preserve"> </w:t>
+      </w:r>
+      <w:r>
+        <w:rPr>
+          <w:rStyle w:val="VerbatimChar"/>
+          <w:rFonts w:ascii="Times New Roman" w:hAnsi="Times New Roman" w:cs="Times New Roman"/>
+          <w:sz w:val="28"/>
+        </w:rPr>
+        <w:t xml:space="preserve">swap_count</w:t>
+      </w:r>
+      <w:r>
+        <w:rPr>
+          <w:rFonts w:ascii="Times New Roman" w:hAnsi="Times New Roman" w:cs="Times New Roman"/>
+          <w:sz w:val="28"/>
+        </w:rPr>
+        <w:t xml:space="preserve"> </w:t>
+      </w:r>
+      <w:r>
+        <w:rPr>
+          <w:rFonts w:ascii="Times New Roman" w:hAnsi="Times New Roman" w:cs="Times New Roman"/>
+          <w:sz w:val="28"/>
+        </w:rPr>
+        <w:t xml:space="preserve">увеличивается).</w:t>
+      </w:r>
+      <w:r>
+        <w:rPr>
+          <w:rFonts w:ascii="Times New Roman" w:hAnsi="Times New Roman" w:cs="Times New Roman"/>
+          <w:sz w:val="28"/>
+        </w:rPr>
+        <w:t xml:space="preserve"> </w:t>
+      </w:r>
+      <w:r>
+        <w:rPr>
+          <w:rFonts w:ascii="Times New Roman" w:hAnsi="Times New Roman" w:cs="Times New Roman"/>
+          <w:sz w:val="28"/>
+        </w:rPr>
+        <w:t xml:space="preserve">2. После n−1 шагов вычисляется произведение диагональных элементов треугольной матрицы</w:t>
+      </w:r>
+      <w:r>
+        <w:rPr>
+          <w:rFonts w:ascii="Times New Roman" w:hAnsi="Times New Roman" w:cs="Times New Roman"/>
+          <w:sz w:val="28"/>
+        </w:rPr>
+        <w:t xml:space="preserve"> </w:t>
+      </w:r>
+      <w:r>
+        <w:rPr>
+          <w:rStyle w:val="VerbatimChar"/>
+          <w:rFonts w:ascii="Times New Roman" w:hAnsi="Times New Roman" w:cs="Times New Roman"/>
+          <w:sz w:val="28"/>
+        </w:rPr>
+        <w:t xml:space="preserve">product</w:t>
+      </w:r>
+      <w:r>
+        <w:rPr>
+          <w:rFonts w:ascii="Times New Roman" w:hAnsi="Times New Roman" w:cs="Times New Roman"/>
+          <w:sz w:val="28"/>
+        </w:rPr>
+        <w:t xml:space="preserve"> </w:t>
+      </w:r>
+      <w:r>
+        <w:rPr>
+          <w:rFonts w:ascii="Times New Roman" w:hAnsi="Times New Roman" w:cs="Times New Roman"/>
+          <w:sz w:val="28"/>
+        </w:rPr>
+        <w:t xml:space="preserve">и итоговый определитель —</w:t>
+      </w:r>
+      <w:r>
+        <w:rPr>
+          <w:rFonts w:ascii="Times New Roman" w:hAnsi="Times New Roman" w:cs="Times New Roman"/>
+          <w:sz w:val="28"/>
+        </w:rPr>
+        <w:t xml:space="preserve"> </w:t>
+      </w:r>
+      <w:r>
+        <w:rPr>
+          <w:rStyle w:val="VerbatimChar"/>
+          <w:rFonts w:ascii="Times New Roman" w:hAnsi="Times New Roman" w:cs="Times New Roman"/>
+          <w:sz w:val="28"/>
+        </w:rPr>
+        <w:t xml:space="preserve">product</w:t>
+      </w:r>
+      <w:r>
+        <w:rPr>
+          <w:rFonts w:ascii="Times New Roman" w:hAnsi="Times New Roman" w:cs="Times New Roman"/>
+          <w:sz w:val="28"/>
+        </w:rPr>
+        <w:t xml:space="preserve">, домноженный на знак (−1)^</w:t>
+      </w:r>
+      <w:r>
+        <w:rPr>
+          <w:rStyle w:val="VerbatimChar"/>
+          <w:rFonts w:ascii="Times New Roman" w:hAnsi="Times New Roman" w:cs="Times New Roman"/>
+          <w:sz w:val="28"/>
+        </w:rPr>
+        <w:t xml:space="preserve">swap_count</w:t>
+      </w:r>
+      <w:r>
+        <w:rPr>
+          <w:rFonts w:ascii="Times New Roman" w:hAnsi="Times New Roman" w:cs="Times New Roman"/>
+          <w:sz w:val="28"/>
+        </w:rPr>
+        <w:t xml:space="preserve">.</w:t>
       </w:r>
     </w:p>
     <w:p>
       <w:pPr>
-        <w:pStyle w:val="Compact"/>
-        <w:numPr>
-          <w:ilvl w:val="0"/>
-          <w:numId w:val="1008"/>
-        </w:numPr>
+        <w:pStyle w:val="BodyText"/>
         <w:spacing w:line="360" w:lineRule="auto"/>
         <w:ind w:firstLine="709"/>
         <w:jc w:val="both"/>
@@ -4373,28 +4339,67 @@
       <w:r>
         <w:rPr>
           <w:rFonts w:ascii="Times New Roman" w:hAnsi="Times New Roman" w:cs="Times New Roman"/>
+          <w:b/>
+          <w:bCs/>
           <w:sz w:val="28"/>
         </w:rPr>
-        <w:t xml:space="preserve">Обратный ход: вычисление x₄, x₃, x₂, x₁ подстановкой уже найденных значений.</w:t>
-      </w:r>
-    </w:p>
-    <w:p>
-      <w:pPr>
-        <w:pStyle w:val="Compact"/>
-        <w:numPr>
-          <w:ilvl w:val="0"/>
-          <w:numId w:val="1008"/>
-        </w:numPr>
-        <w:spacing w:line="360" w:lineRule="auto"/>
-        <w:ind w:firstLine="709"/>
-        <w:jc w:val="both"/>
-      </w:pPr>
+        <w:t xml:space="preserve">Обратная матрица:</w:t>
+      </w:r>
       <w:r>
         <w:rPr>
           <w:rFonts w:ascii="Times New Roman" w:hAnsi="Times New Roman" w:cs="Times New Roman"/>
           <w:sz w:val="28"/>
         </w:rPr>
-        <w:t xml:space="preserve">Вычисление вектора невязки r = b − Ax и его нормы для контроля точности.</w:t>
+        <w:t xml:space="preserve"> </w:t>
+      </w:r>
+      <w:r>
+        <w:rPr>
+          <w:rFonts w:ascii="Times New Roman" w:hAnsi="Times New Roman" w:cs="Times New Roman"/>
+          <w:sz w:val="28"/>
+        </w:rPr>
+        <w:t xml:space="preserve">1. Построить расширенную матрицу [A | E], где E — единичная матрица 4×4.</w:t>
+      </w:r>
+      <w:r>
+        <w:rPr>
+          <w:rFonts w:ascii="Times New Roman" w:hAnsi="Times New Roman" w:cs="Times New Roman"/>
+          <w:sz w:val="28"/>
+        </w:rPr>
+        <w:t xml:space="preserve"> </w:t>
+      </w:r>
+      <w:r>
+        <w:rPr>
+          <w:rFonts w:ascii="Times New Roman" w:hAnsi="Times New Roman" w:cs="Times New Roman"/>
+          <w:sz w:val="28"/>
+        </w:rPr>
+        <w:t xml:space="preserve">2. Для k = 1…4: выбрать ведущий элемент в столбце k, переставить строки при необходимости, нормировать ведущую строку делением на ведущий элемент, обнулить столбец k во всех остальных строках (и ниже, и выше диагонали).</w:t>
+      </w:r>
+      <w:r>
+        <w:rPr>
+          <w:rFonts w:ascii="Times New Roman" w:hAnsi="Times New Roman" w:cs="Times New Roman"/>
+          <w:sz w:val="28"/>
+        </w:rPr>
+        <w:t xml:space="preserve"> </w:t>
+      </w:r>
+      <w:r>
+        <w:rPr>
+          <w:rFonts w:ascii="Times New Roman" w:hAnsi="Times New Roman" w:cs="Times New Roman"/>
+          <w:sz w:val="28"/>
+        </w:rPr>
+        <w:t xml:space="preserve">3. Взять правую половину итоговой матрицы — это A⁻¹.</w:t>
+      </w:r>
+      <w:r>
+        <w:rPr>
+          <w:rFonts w:ascii="Times New Roman" w:hAnsi="Times New Roman" w:cs="Times New Roman"/>
+          <w:sz w:val="28"/>
+        </w:rPr>
+        <w:t xml:space="preserve"> </w:t>
+      </w:r>
+      <w:r>
+        <w:rPr>
+          <w:rFonts w:ascii="Times New Roman" w:hAnsi="Times New Roman" w:cs="Times New Roman"/>
+          <w:sz w:val="28"/>
+        </w:rPr>
+        <w:t xml:space="preserve">4. Вычислить невязку max|A·A⁻¹ − E| для контроля точности.</w:t>
       </w:r>
     </w:p>
     <w:p>
@@ -5250,97 +5255,6 @@
     </w:p>
     <w:p>
       <w:pPr>
-        <w:spacing w:line="360" w:lineRule="auto"/>
-        <w:ind w:firstLine="709"/>
-        <w:jc w:val="both"/>
-      </w:pPr>
-      <w:r>
-        <w:rPr>
-          <w:rFonts w:ascii="Times New Roman" w:hAnsi="Times New Roman" w:cs="Times New Roman"/>
-          <w:sz w:val="28"/>
-        </w:rPr>
-        <w:pict>
-          <v:rect style="width:0;height:1.5pt" o:hralign="center" o:hrstd="t" o:hr="t"/>
-        </w:pict>
-      </w:r>
-    </w:p>
-    <w:bookmarkEnd w:id="20"/>
-    <w:bookmarkEnd w:id="21"/>
-    <w:bookmarkStart w:id="26" w:name="вычисление-определителя-матрицы"/>
-    <w:p>
-      <w:pPr>
-        <w:pStyle w:val="Heading2"/>
-        <w:pageBreakBefore/>
-        <w:spacing w:before="240" w:after="120" w:line="360" w:lineRule="auto"/>
-        <w:ind w:firstLine="0"/>
-        <w:jc w:val="center"/>
-      </w:pPr>
-      <w:r>
-        <w:rPr>
-          <w:rFonts w:ascii="Times New Roman" w:hAnsi="Times New Roman" w:cs="Times New Roman"/>
-          <w:b/>
-          <w:sz w:val="28"/>
-        </w:rPr>
-        <w:t xml:space="preserve">3 ВЫЧИСЛЕНИЕ ОПРЕДЕЛИТЕЛЯ МАТРИЦЫ</w:t>
-      </w:r>
-    </w:p>
-    <w:bookmarkStart w:id="22" w:name="задание-2"/>
-    <w:p>
-      <w:pPr>
-        <w:pStyle w:val="Heading3"/>
-        <w:spacing w:before="240" w:after="120" w:line="360" w:lineRule="auto"/>
-        <w:ind w:firstLine="0"/>
-        <w:jc w:val="center"/>
-      </w:pPr>
-      <w:r>
-        <w:rPr>
-          <w:rFonts w:ascii="Times New Roman" w:hAnsi="Times New Roman" w:cs="Times New Roman"/>
-          <w:b/>
-          <w:sz w:val="28"/>
-        </w:rPr>
-        <w:t xml:space="preserve">3.1 Задание</w:t>
-      </w:r>
-    </w:p>
-    <w:p>
-      <w:pPr>
-        <w:pStyle w:val="FirstParagraph"/>
-        <w:spacing w:line="360" w:lineRule="auto"/>
-        <w:ind w:firstLine="709"/>
-        <w:jc w:val="both"/>
-      </w:pPr>
-      <w:r>
-        <w:rPr>
-          <w:rFonts w:ascii="Times New Roman" w:hAnsi="Times New Roman" w:cs="Times New Roman"/>
-          <w:sz w:val="28"/>
-        </w:rPr>
-        <w:t xml:space="preserve">Написать программу вычисления определителя матрицы одним из методов (Гаусса или декомпозиции). Использована матрица из задания 6.2.1, выбран</w:t>
-      </w:r>
-      <w:r>
-        <w:rPr>
-          <w:rFonts w:ascii="Times New Roman" w:hAnsi="Times New Roman" w:cs="Times New Roman"/>
-          <w:sz w:val="28"/>
-        </w:rPr>
-        <w:t xml:space="preserve"> </w:t>
-      </w:r>
-      <w:r>
-        <w:rPr>
-          <w:rFonts w:ascii="Times New Roman" w:hAnsi="Times New Roman" w:cs="Times New Roman"/>
-          <w:b/>
-          <w:bCs/>
-          <w:sz w:val="28"/>
-        </w:rPr>
-        <w:t xml:space="preserve">метод Гаусса</w:t>
-      </w:r>
-      <w:r>
-        <w:rPr>
-          <w:rFonts w:ascii="Times New Roman" w:hAnsi="Times New Roman" w:cs="Times New Roman"/>
-          <w:sz w:val="28"/>
-        </w:rPr>
-        <w:t xml:space="preserve">.</w:t>
-      </w:r>
-    </w:p>
-    <w:p>
-      <w:pPr>
         <w:pStyle w:val="BodyText"/>
         <w:spacing w:line="360" w:lineRule="auto"/>
         <w:ind w:firstLine="709"/>
@@ -5349,524 +5263,9 @@
       <w:r>
         <w:rPr>
           <w:rFonts w:ascii="Times New Roman" w:hAnsi="Times New Roman" w:cs="Times New Roman"/>
-          <w:b/>
-          <w:bCs/>
           <w:sz w:val="28"/>
         </w:rPr>
-        <w:t xml:space="preserve">Входные данные:</w:t>
-      </w:r>
-      <w:r>
-        <w:rPr>
-          <w:rFonts w:ascii="Times New Roman" w:hAnsi="Times New Roman" w:cs="Times New Roman"/>
-          <w:sz w:val="28"/>
-        </w:rPr>
-        <w:t xml:space="preserve"> </w:t>
-      </w:r>
-      <w:r>
-        <w:rPr>
-          <w:rFonts w:ascii="Times New Roman" w:hAnsi="Times New Roman" w:cs="Times New Roman"/>
-          <w:sz w:val="28"/>
-        </w:rPr>
-        <w:t xml:space="preserve">матрица A.</w:t>
-      </w:r>
-      <w:r>
-        <w:rPr>
-          <w:rFonts w:ascii="Times New Roman" w:hAnsi="Times New Roman" w:cs="Times New Roman"/>
-          <w:sz w:val="28"/>
-        </w:rPr>
-        <w:t xml:space="preserve"> </w:t>
-      </w:r>
-      <w:r>
-        <w:rPr>
-          <w:rFonts w:ascii="Times New Roman" w:hAnsi="Times New Roman" w:cs="Times New Roman"/>
-          <w:b/>
-          <w:bCs/>
-          <w:sz w:val="28"/>
-        </w:rPr>
-        <w:t xml:space="preserve">Выходные данные:</w:t>
-      </w:r>
-      <w:r>
-        <w:rPr>
-          <w:rFonts w:ascii="Times New Roman" w:hAnsi="Times New Roman" w:cs="Times New Roman"/>
-          <w:sz w:val="28"/>
-        </w:rPr>
-        <w:t xml:space="preserve"> </w:t>
-      </w:r>
-      <w:r>
-        <w:rPr>
-          <w:rFonts w:ascii="Times New Roman" w:hAnsi="Times New Roman" w:cs="Times New Roman"/>
-          <w:sz w:val="28"/>
-        </w:rPr>
-        <w:t xml:space="preserve">значение определителя.</w:t>
-      </w:r>
-    </w:p>
-    <w:p>
-      <w:pPr>
-        <w:spacing w:line="360" w:lineRule="auto"/>
-        <w:ind w:firstLine="709"/>
-        <w:jc w:val="both"/>
-      </w:pPr>
-      <w:r>
-        <w:rPr>
-          <w:rFonts w:ascii="Times New Roman" w:hAnsi="Times New Roman" w:cs="Times New Roman"/>
-          <w:sz w:val="28"/>
-        </w:rPr>
-        <w:pict>
-          <v:rect style="width:0;height:1.5pt" o:hralign="center" o:hrstd="t" o:hr="t"/>
-        </w:pict>
-      </w:r>
-    </w:p>
-    <w:bookmarkEnd w:id="22"/>
-    <w:bookmarkStart w:id="23" w:name="теоретический-материал-2"/>
-    <w:p>
-      <w:pPr>
-        <w:pStyle w:val="Heading3"/>
-        <w:spacing w:before="240" w:after="120" w:line="360" w:lineRule="auto"/>
-        <w:ind w:firstLine="0"/>
-        <w:jc w:val="center"/>
-      </w:pPr>
-      <w:r>
-        <w:rPr>
-          <w:rFonts w:ascii="Times New Roman" w:hAnsi="Times New Roman" w:cs="Times New Roman"/>
-          <w:b/>
-          <w:sz w:val="28"/>
-        </w:rPr>
-        <w:t xml:space="preserve">3.2 Теоретический материал</w:t>
-      </w:r>
-    </w:p>
-    <w:p>
-      <w:pPr>
-        <w:pStyle w:val="FirstParagraph"/>
-        <w:spacing w:line="360" w:lineRule="auto"/>
-        <w:ind w:firstLine="709"/>
-        <w:jc w:val="both"/>
-      </w:pPr>
-      <w:r>
-        <w:rPr>
-          <w:rFonts w:ascii="Times New Roman" w:hAnsi="Times New Roman" w:cs="Times New Roman"/>
-          <w:sz w:val="28"/>
-        </w:rPr>
-        <w:t xml:space="preserve">При приведении матрицы к треугольному виду методом Гаусса определитель равен произведению элементов главной диагонали с учётом знака перестановок строк, выполненных при выборе ведущего элемента:</w:t>
-      </w:r>
-    </w:p>
-    <w:p>
-      <w:pPr>
-        <w:pStyle w:val="BodyText"/>
-        <w:spacing w:line="360" w:lineRule="auto"/>
-        <w:ind w:firstLine="709"/>
-        <w:jc w:val="both"/>
-      </w:pPr>
-      <m:oMathPara>
-        <m:oMathParaPr>
-          <m:jc m:val="center"/>
-        </m:oMathParaPr>
-        <m:oMath>
-          <m:r>
-            <m:rPr>
-              <m:sty m:val="p"/>
-            </m:rPr>
-            <m:t>det</m:t>
-          </m:r>
-          <m:r>
-            <m:rPr>
-              <m:sty m:val="p"/>
-            </m:rPr>
-            <m:t>(</m:t>
-          </m:r>
-          <m:r>
-            <m:t>A</m:t>
-          </m:r>
-          <m:r>
-            <m:rPr>
-              <m:sty m:val="p"/>
-            </m:rPr>
-            <m:t>)</m:t>
-          </m:r>
-          <m:r>
-            <m:rPr>
-              <m:sty m:val="p"/>
-            </m:rPr>
-            <m:t>=</m:t>
-          </m:r>
-          <m:r>
-            <m:rPr>
-              <m:sty m:val="p"/>
-            </m:rPr>
-            <m:t>(</m:t>
-          </m:r>
-          <m:r>
-            <m:rPr>
-              <m:sty m:val="p"/>
-            </m:rPr>
-            <m:t>−</m:t>
-          </m:r>
-          <m:r>
-            <m:t>1</m:t>
-          </m:r>
-          <m:sSup>
-            <m:e>
-              <m:r>
-                <m:rPr>
-                  <m:sty m:val="p"/>
-                </m:rPr>
-                <m:t>)</m:t>
-              </m:r>
-            </m:e>
-            <m:sup>
-              <m:r>
-                <m:t>s</m:t>
-              </m:r>
-            </m:sup>
-          </m:sSup>
-          <m:nary>
-            <m:naryPr>
-              <m:chr m:val="∏"/>
-              <m:limLoc m:val="undOvr"/>
-              <m:subHide m:val="off"/>
-              <m:supHide m:val="off"/>
-            </m:naryPr>
-            <m:sub>
-              <m:r>
-                <m:t>i</m:t>
-              </m:r>
-              <m:r>
-                <m:rPr>
-                  <m:sty m:val="p"/>
-                </m:rPr>
-                <m:t>=</m:t>
-              </m:r>
-              <m:r>
-                <m:t>1</m:t>
-              </m:r>
-            </m:sub>
-            <m:sup>
-              <m:r>
-                <m:t>n</m:t>
-              </m:r>
-            </m:sup>
-            <m:e>
-              <m:sSub>
-                <m:e>
-                  <m:r>
-                    <m:t>u</m:t>
-                  </m:r>
-                </m:e>
-                <m:sub>
-                  <m:r>
-                    <m:t>i</m:t>
-                  </m:r>
-                  <m:r>
-                    <m:t>i</m:t>
-                  </m:r>
-                </m:sub>
-              </m:sSub>
-            </m:e>
-          </m:nary>
-          <m:r>
-            <m:rPr>
-              <m:sty m:val="p"/>
-            </m:rPr>
-            <m:t>,</m:t>
-          </m:r>
-        </m:oMath>
-      </m:oMathPara>
-    </w:p>
-    <w:p>
-      <w:pPr>
-        <w:pStyle w:val="FirstParagraph"/>
-        <w:spacing w:line="360" w:lineRule="auto"/>
-        <w:ind w:firstLine="709"/>
-        <w:jc w:val="both"/>
-      </w:pPr>
-      <w:r>
-        <w:rPr>
-          <w:rFonts w:ascii="Times New Roman" w:hAnsi="Times New Roman" w:cs="Times New Roman"/>
-          <w:sz w:val="28"/>
-        </w:rPr>
-        <w:t xml:space="preserve">где s — число выполненных перестановок строк. В реализации матрица сначала приводится к треугольному виду отдельной функцией (</w:t>
-      </w:r>
-      <w:r>
-        <w:rPr>
-          <w:rStyle w:val="VerbatimChar"/>
-          <w:rFonts w:ascii="Times New Roman" w:hAnsi="Times New Roman" w:cs="Times New Roman"/>
-          <w:sz w:val="28"/>
-        </w:rPr>
-        <w:t xml:space="preserve">eliminate_to_triangular</w:t>
-      </w:r>
-      <w:r>
-        <w:rPr>
-          <w:rFonts w:ascii="Times New Roman" w:hAnsi="Times New Roman" w:cs="Times New Roman"/>
-          <w:sz w:val="28"/>
-        </w:rPr>
-        <w:t xml:space="preserve">), которая попутно считает число перестановок строк</w:t>
-      </w:r>
-      <w:r>
-        <w:rPr>
-          <w:rFonts w:ascii="Times New Roman" w:hAnsi="Times New Roman" w:cs="Times New Roman"/>
-          <w:sz w:val="28"/>
-        </w:rPr>
-        <w:t xml:space="preserve"> </w:t>
-      </w:r>
-      <w:r>
-        <w:rPr>
-          <w:rStyle w:val="VerbatimChar"/>
-          <w:rFonts w:ascii="Times New Roman" w:hAnsi="Times New Roman" w:cs="Times New Roman"/>
-          <w:sz w:val="28"/>
-        </w:rPr>
-        <w:t xml:space="preserve">swap_count</w:t>
-      </w:r>
-      <w:r>
-        <w:rPr>
-          <w:rFonts w:ascii="Times New Roman" w:hAnsi="Times New Roman" w:cs="Times New Roman"/>
-          <w:sz w:val="28"/>
-        </w:rPr>
-        <w:t xml:space="preserve">; после завершения прямого хода определитель вычисляется как произведение диагональных элементов полученной треугольной матрицы (</w:t>
-      </w:r>
-      <w:r>
-        <w:rPr>
-          <w:rStyle w:val="VerbatimChar"/>
-          <w:rFonts w:ascii="Times New Roman" w:hAnsi="Times New Roman" w:cs="Times New Roman"/>
-          <w:sz w:val="28"/>
-        </w:rPr>
-        <w:t xml:space="preserve">product</w:t>
-      </w:r>
-      <w:r>
-        <w:rPr>
-          <w:rFonts w:ascii="Times New Roman" w:hAnsi="Times New Roman" w:cs="Times New Roman"/>
-          <w:sz w:val="28"/>
-        </w:rPr>
-        <w:t xml:space="preserve">) с учётом знака (−1)^</w:t>
-      </w:r>
-      <w:r>
-        <w:rPr>
-          <w:rStyle w:val="VerbatimChar"/>
-          <w:rFonts w:ascii="Times New Roman" w:hAnsi="Times New Roman" w:cs="Times New Roman"/>
-          <w:sz w:val="28"/>
-        </w:rPr>
-        <w:t xml:space="preserve">swap_count</w:t>
-      </w:r>
-      <w:r>
-        <w:rPr>
-          <w:rFonts w:ascii="Times New Roman" w:hAnsi="Times New Roman" w:cs="Times New Roman"/>
-          <w:sz w:val="28"/>
-        </w:rPr>
-        <w:t xml:space="preserve">.</w:t>
-      </w:r>
-    </w:p>
-    <w:p>
-      <w:pPr>
-        <w:spacing w:line="360" w:lineRule="auto"/>
-        <w:ind w:firstLine="709"/>
-        <w:jc w:val="both"/>
-      </w:pPr>
-      <w:r>
-        <w:rPr>
-          <w:rFonts w:ascii="Times New Roman" w:hAnsi="Times New Roman" w:cs="Times New Roman"/>
-          <w:sz w:val="28"/>
-        </w:rPr>
-        <w:pict>
-          <v:rect style="width:0;height:1.5pt" o:hralign="center" o:hrstd="t" o:hr="t"/>
-        </w:pict>
-      </w:r>
-    </w:p>
-    <w:bookmarkEnd w:id="23"/>
-    <w:bookmarkStart w:id="24" w:name="порядок-выполнения-работы-2"/>
-    <w:p>
-      <w:pPr>
-        <w:pStyle w:val="Heading3"/>
-        <w:spacing w:before="240" w:after="120" w:line="360" w:lineRule="auto"/>
-        <w:ind w:firstLine="0"/>
-        <w:jc w:val="center"/>
-      </w:pPr>
-      <w:r>
-        <w:rPr>
-          <w:rFonts w:ascii="Times New Roman" w:hAnsi="Times New Roman" w:cs="Times New Roman"/>
-          <w:b/>
-          <w:sz w:val="28"/>
-        </w:rPr>
-        <w:t xml:space="preserve">3.3 Порядок выполнения работы</w:t>
-      </w:r>
-    </w:p>
-    <w:p>
-      <w:pPr>
-        <w:pStyle w:val="Compact"/>
-        <w:numPr>
-          <w:ilvl w:val="0"/>
-          <w:numId w:val="1009"/>
-        </w:numPr>
-        <w:spacing w:line="360" w:lineRule="auto"/>
-        <w:ind w:firstLine="709"/>
-        <w:jc w:val="both"/>
-      </w:pPr>
-      <w:r>
-        <w:rPr>
-          <w:rFonts w:ascii="Times New Roman" w:hAnsi="Times New Roman" w:cs="Times New Roman"/>
-          <w:sz w:val="28"/>
-        </w:rPr>
-        <w:t xml:space="preserve">Прямой ход метода Гаусса: на шаге k выбирается ведущий элемент, при необходимости строки физически меняются местами (счётчик перестановок</w:t>
-      </w:r>
-      <w:r>
-        <w:rPr>
-          <w:rFonts w:ascii="Times New Roman" w:hAnsi="Times New Roman" w:cs="Times New Roman"/>
-          <w:sz w:val="28"/>
-        </w:rPr>
-        <w:t xml:space="preserve"> </w:t>
-      </w:r>
-      <w:r>
-        <w:rPr>
-          <w:rStyle w:val="VerbatimChar"/>
-          <w:rFonts w:ascii="Times New Roman" w:hAnsi="Times New Roman" w:cs="Times New Roman"/>
-          <w:sz w:val="28"/>
-        </w:rPr>
-        <w:t xml:space="preserve">swap_count</w:t>
-      </w:r>
-      <w:r>
-        <w:rPr>
-          <w:rFonts w:ascii="Times New Roman" w:hAnsi="Times New Roman" w:cs="Times New Roman"/>
-          <w:sz w:val="28"/>
-        </w:rPr>
-        <w:t xml:space="preserve"> </w:t>
-      </w:r>
-      <w:r>
-        <w:rPr>
-          <w:rFonts w:ascii="Times New Roman" w:hAnsi="Times New Roman" w:cs="Times New Roman"/>
-          <w:sz w:val="28"/>
-        </w:rPr>
-        <w:t xml:space="preserve">увеличивается).</w:t>
-      </w:r>
-    </w:p>
-    <w:p>
-      <w:pPr>
-        <w:pStyle w:val="Compact"/>
-        <w:numPr>
-          <w:ilvl w:val="0"/>
-          <w:numId w:val="1009"/>
-        </w:numPr>
-        <w:spacing w:line="360" w:lineRule="auto"/>
-        <w:ind w:firstLine="709"/>
-        <w:jc w:val="both"/>
-      </w:pPr>
-      <w:r>
-        <w:rPr>
-          <w:rFonts w:ascii="Times New Roman" w:hAnsi="Times New Roman" w:cs="Times New Roman"/>
-          <w:sz w:val="28"/>
-        </w:rPr>
-        <w:t xml:space="preserve">После n−1 шагов вычисляется произведение диагональных элементов треугольной матрицы</w:t>
-      </w:r>
-      <w:r>
-        <w:rPr>
-          <w:rFonts w:ascii="Times New Roman" w:hAnsi="Times New Roman" w:cs="Times New Roman"/>
-          <w:sz w:val="28"/>
-        </w:rPr>
-        <w:t xml:space="preserve"> </w:t>
-      </w:r>
-      <w:r>
-        <w:rPr>
-          <w:rStyle w:val="VerbatimChar"/>
-          <w:rFonts w:ascii="Times New Roman" w:hAnsi="Times New Roman" w:cs="Times New Roman"/>
-          <w:sz w:val="28"/>
-        </w:rPr>
-        <w:t xml:space="preserve">product</w:t>
-      </w:r>
-      <w:r>
-        <w:rPr>
-          <w:rFonts w:ascii="Times New Roman" w:hAnsi="Times New Roman" w:cs="Times New Roman"/>
-          <w:sz w:val="28"/>
-        </w:rPr>
-        <w:t xml:space="preserve"> </w:t>
-      </w:r>
-      <w:r>
-        <w:rPr>
-          <w:rFonts w:ascii="Times New Roman" w:hAnsi="Times New Roman" w:cs="Times New Roman"/>
-          <w:sz w:val="28"/>
-        </w:rPr>
-        <w:t xml:space="preserve">и итоговый определитель —</w:t>
-      </w:r>
-      <w:r>
-        <w:rPr>
-          <w:rFonts w:ascii="Times New Roman" w:hAnsi="Times New Roman" w:cs="Times New Roman"/>
-          <w:sz w:val="28"/>
-        </w:rPr>
-        <w:t xml:space="preserve"> </w:t>
-      </w:r>
-      <w:r>
-        <w:rPr>
-          <w:rStyle w:val="VerbatimChar"/>
-          <w:rFonts w:ascii="Times New Roman" w:hAnsi="Times New Roman" w:cs="Times New Roman"/>
-          <w:sz w:val="28"/>
-        </w:rPr>
-        <w:t xml:space="preserve">product</w:t>
-      </w:r>
-      <w:r>
-        <w:rPr>
-          <w:rFonts w:ascii="Times New Roman" w:hAnsi="Times New Roman" w:cs="Times New Roman"/>
-          <w:sz w:val="28"/>
-        </w:rPr>
-        <w:t xml:space="preserve">, домноженный на знак (−1)^</w:t>
-      </w:r>
-      <w:r>
-        <w:rPr>
-          <w:rStyle w:val="VerbatimChar"/>
-          <w:rFonts w:ascii="Times New Roman" w:hAnsi="Times New Roman" w:cs="Times New Roman"/>
-          <w:sz w:val="28"/>
-        </w:rPr>
-        <w:t xml:space="preserve">swap_count</w:t>
-      </w:r>
-      <w:r>
-        <w:rPr>
-          <w:rFonts w:ascii="Times New Roman" w:hAnsi="Times New Roman" w:cs="Times New Roman"/>
-          <w:sz w:val="28"/>
-        </w:rPr>
-        <w:t xml:space="preserve">.</w:t>
-      </w:r>
-    </w:p>
-    <w:p>
-      <w:pPr>
-        <w:spacing w:line="360" w:lineRule="auto"/>
-        <w:ind w:firstLine="709"/>
-        <w:jc w:val="both"/>
-      </w:pPr>
-      <w:r>
-        <w:rPr>
-          <w:rFonts w:ascii="Times New Roman" w:hAnsi="Times New Roman" w:cs="Times New Roman"/>
-          <w:sz w:val="28"/>
-        </w:rPr>
-        <w:pict>
-          <v:rect style="width:0;height:1.5pt" o:hralign="center" o:hrstd="t" o:hr="t"/>
-        </w:pict>
-      </w:r>
-    </w:p>
-    <w:bookmarkEnd w:id="24"/>
-    <w:bookmarkStart w:id="25" w:name="результаты-работы-программы-2"/>
-    <w:p>
-      <w:pPr>
-        <w:pStyle w:val="Heading3"/>
-        <w:spacing w:before="240" w:after="120" w:line="360" w:lineRule="auto"/>
-        <w:ind w:firstLine="0"/>
-        <w:jc w:val="center"/>
-      </w:pPr>
-      <w:r>
-        <w:rPr>
-          <w:rFonts w:ascii="Times New Roman" w:hAnsi="Times New Roman" w:cs="Times New Roman"/>
-          <w:b/>
-          <w:sz w:val="28"/>
-        </w:rPr>
-        <w:t xml:space="preserve">3.4 Результаты работы программы</w:t>
-      </w:r>
-    </w:p>
-    <w:p>
-      <w:pPr>
-        <w:pStyle w:val="FirstParagraph"/>
-        <w:spacing w:line="360" w:lineRule="auto"/>
-        <w:ind w:firstLine="709"/>
-        <w:jc w:val="both"/>
-      </w:pPr>
-      <w:r>
-        <w:rPr>
-          <w:rFonts w:ascii="Times New Roman" w:hAnsi="Times New Roman" w:cs="Times New Roman"/>
-          <w:sz w:val="28"/>
-        </w:rPr>
-        <w:t xml:space="preserve">В ходе прямого хода выполнено 2 перестановки строк (s = 2, знак итогового произведения положительный). Результат приведён в Таблице 3.1.</w:t>
+        <w:t xml:space="preserve">В ходе прямого хода для вычисления определителя выполнено 2 перестановки строк (s = 2, знак итогового произведения положительный). Результат приведён в Таблице 2.3.</w:t>
       </w:r>
     </w:p>
     <w:p>
@@ -5883,7 +5282,7 @@
           <w:bCs/>
           <w:sz w:val="28"/>
         </w:rPr>
-        <w:t xml:space="preserve">Таблица 3.1 — Определитель матрицы, метод Гаусса</w:t>
+        <w:t xml:space="preserve">Таблица 2.3 — Определитель матрицы, метод Гаусса</w:t>
       </w:r>
     </w:p>
     <w:tbl>
@@ -6080,389 +5479,7 @@
     </w:p>
     <w:p>
       <w:pPr>
-        <w:spacing w:line="360" w:lineRule="auto"/>
-        <w:ind w:firstLine="709"/>
-        <w:jc w:val="both"/>
-      </w:pPr>
-      <w:r>
-        <w:rPr>
-          <w:rFonts w:ascii="Times New Roman" w:hAnsi="Times New Roman" w:cs="Times New Roman"/>
-          <w:sz w:val="28"/>
-        </w:rPr>
-        <w:pict>
-          <v:rect style="width:0;height:1.5pt" o:hralign="center" o:hrstd="t" o:hr="t"/>
-        </w:pict>
-      </w:r>
-    </w:p>
-    <w:bookmarkEnd w:id="25"/>
-    <w:bookmarkEnd w:id="26"/>
-    <w:bookmarkStart w:id="31" w:name="вычисление-обратной-матрицы"/>
-    <w:p>
-      <w:pPr>
-        <w:pStyle w:val="Heading2"/>
-        <w:pageBreakBefore/>
-        <w:spacing w:before="240" w:after="120" w:line="360" w:lineRule="auto"/>
-        <w:ind w:firstLine="0"/>
-        <w:jc w:val="center"/>
-      </w:pPr>
-      <w:r>
-        <w:rPr>
-          <w:rFonts w:ascii="Times New Roman" w:hAnsi="Times New Roman" w:cs="Times New Roman"/>
-          <w:b/>
-          <w:sz w:val="28"/>
-        </w:rPr>
-        <w:t xml:space="preserve">4 ВЫЧИСЛЕНИЕ ОБРАТНОЙ МАТРИЦЫ</w:t>
-      </w:r>
-    </w:p>
-    <w:bookmarkStart w:id="27" w:name="задание-3"/>
-    <w:p>
-      <w:pPr>
-        <w:pStyle w:val="Heading3"/>
-        <w:spacing w:before="240" w:after="120" w:line="360" w:lineRule="auto"/>
-        <w:ind w:firstLine="0"/>
-        <w:jc w:val="center"/>
-      </w:pPr>
-      <w:r>
-        <w:rPr>
-          <w:rFonts w:ascii="Times New Roman" w:hAnsi="Times New Roman" w:cs="Times New Roman"/>
-          <w:b/>
-          <w:sz w:val="28"/>
-        </w:rPr>
-        <w:t xml:space="preserve">4.1 Задание</w:t>
-      </w:r>
-    </w:p>
-    <w:p>
-      <w:pPr>
-        <w:pStyle w:val="FirstParagraph"/>
-        <w:spacing w:line="360" w:lineRule="auto"/>
-        <w:ind w:firstLine="709"/>
-        <w:jc w:val="both"/>
-      </w:pPr>
-      <w:r>
-        <w:rPr>
-          <w:rFonts w:ascii="Times New Roman" w:hAnsi="Times New Roman" w:cs="Times New Roman"/>
-          <w:sz w:val="28"/>
-        </w:rPr>
-        <w:t xml:space="preserve">Написать программу вычисления обратной матрицы одним из методов (Гаусса, ортогонализации, Халецкого). Использована матрица из задания 6.2.1, выбрана</w:t>
-      </w:r>
-      <w:r>
-        <w:rPr>
-          <w:rFonts w:ascii="Times New Roman" w:hAnsi="Times New Roman" w:cs="Times New Roman"/>
-          <w:sz w:val="28"/>
-        </w:rPr>
-        <w:t xml:space="preserve"> </w:t>
-      </w:r>
-      <w:r>
-        <w:rPr>
-          <w:rFonts w:ascii="Times New Roman" w:hAnsi="Times New Roman" w:cs="Times New Roman"/>
-          <w:b/>
-          <w:bCs/>
-          <w:sz w:val="28"/>
-        </w:rPr>
-        <w:t xml:space="preserve">схема Гаусса-Жордана</w:t>
-      </w:r>
-      <w:r>
-        <w:rPr>
-          <w:rFonts w:ascii="Times New Roman" w:hAnsi="Times New Roman" w:cs="Times New Roman"/>
-          <w:sz w:val="28"/>
-        </w:rPr>
-        <w:t xml:space="preserve"> </w:t>
-      </w:r>
-      <w:r>
-        <w:rPr>
-          <w:rFonts w:ascii="Times New Roman" w:hAnsi="Times New Roman" w:cs="Times New Roman"/>
-          <w:sz w:val="28"/>
-        </w:rPr>
-        <w:t xml:space="preserve">(полное исключение) — модификация метода Гаусса.</w:t>
-      </w:r>
-    </w:p>
-    <w:p>
-      <w:pPr>
         <w:pStyle w:val="BodyText"/>
-        <w:spacing w:line="360" w:lineRule="auto"/>
-        <w:ind w:firstLine="709"/>
-        <w:jc w:val="both"/>
-      </w:pPr>
-      <w:r>
-        <w:rPr>
-          <w:rFonts w:ascii="Times New Roman" w:hAnsi="Times New Roman" w:cs="Times New Roman"/>
-          <w:b/>
-          <w:bCs/>
-          <w:sz w:val="28"/>
-        </w:rPr>
-        <w:t xml:space="preserve">Входные данные:</w:t>
-      </w:r>
-      <w:r>
-        <w:rPr>
-          <w:rFonts w:ascii="Times New Roman" w:hAnsi="Times New Roman" w:cs="Times New Roman"/>
-          <w:sz w:val="28"/>
-        </w:rPr>
-        <w:t xml:space="preserve"> </w:t>
-      </w:r>
-      <w:r>
-        <w:rPr>
-          <w:rFonts w:ascii="Times New Roman" w:hAnsi="Times New Roman" w:cs="Times New Roman"/>
-          <w:sz w:val="28"/>
-        </w:rPr>
-        <w:t xml:space="preserve">матрица A.</w:t>
-      </w:r>
-      <w:r>
-        <w:rPr>
-          <w:rFonts w:ascii="Times New Roman" w:hAnsi="Times New Roman" w:cs="Times New Roman"/>
-          <w:sz w:val="28"/>
-        </w:rPr>
-        <w:t xml:space="preserve"> </w:t>
-      </w:r>
-      <w:r>
-        <w:rPr>
-          <w:rFonts w:ascii="Times New Roman" w:hAnsi="Times New Roman" w:cs="Times New Roman"/>
-          <w:b/>
-          <w:bCs/>
-          <w:sz w:val="28"/>
-        </w:rPr>
-        <w:t xml:space="preserve">Выходные данные:</w:t>
-      </w:r>
-      <w:r>
-        <w:rPr>
-          <w:rFonts w:ascii="Times New Roman" w:hAnsi="Times New Roman" w:cs="Times New Roman"/>
-          <w:sz w:val="28"/>
-        </w:rPr>
-        <w:t xml:space="preserve"> </w:t>
-      </w:r>
-      <w:r>
-        <w:rPr>
-          <w:rFonts w:ascii="Times New Roman" w:hAnsi="Times New Roman" w:cs="Times New Roman"/>
-          <w:sz w:val="28"/>
-        </w:rPr>
-        <w:t xml:space="preserve">обратная матрица A⁻¹, невязка max|A·A⁻¹ − E|.</w:t>
-      </w:r>
-    </w:p>
-    <w:p>
-      <w:pPr>
-        <w:spacing w:line="360" w:lineRule="auto"/>
-        <w:ind w:firstLine="709"/>
-        <w:jc w:val="both"/>
-      </w:pPr>
-      <w:r>
-        <w:rPr>
-          <w:rFonts w:ascii="Times New Roman" w:hAnsi="Times New Roman" w:cs="Times New Roman"/>
-          <w:sz w:val="28"/>
-        </w:rPr>
-        <w:pict>
-          <v:rect style="width:0;height:1.5pt" o:hralign="center" o:hrstd="t" o:hr="t"/>
-        </w:pict>
-      </w:r>
-    </w:p>
-    <w:bookmarkEnd w:id="27"/>
-    <w:bookmarkStart w:id="28" w:name="теоретический-материал-3"/>
-    <w:p>
-      <w:pPr>
-        <w:pStyle w:val="Heading3"/>
-        <w:spacing w:before="240" w:after="120" w:line="360" w:lineRule="auto"/>
-        <w:ind w:firstLine="0"/>
-        <w:jc w:val="center"/>
-      </w:pPr>
-      <w:r>
-        <w:rPr>
-          <w:rFonts w:ascii="Times New Roman" w:hAnsi="Times New Roman" w:cs="Times New Roman"/>
-          <w:b/>
-          <w:sz w:val="28"/>
-        </w:rPr>
-        <w:t xml:space="preserve">4.2 Теоретический материал</w:t>
-      </w:r>
-    </w:p>
-    <w:p>
-      <w:pPr>
-        <w:pStyle w:val="FirstParagraph"/>
-        <w:spacing w:line="360" w:lineRule="auto"/>
-        <w:ind w:firstLine="709"/>
-        <w:jc w:val="both"/>
-      </w:pPr>
-      <w:r>
-        <w:rPr>
-          <w:rFonts w:ascii="Times New Roman" w:hAnsi="Times New Roman" w:cs="Times New Roman"/>
-          <w:sz w:val="28"/>
-        </w:rPr>
-        <w:t xml:space="preserve">Обратная матрица A⁻¹ находится схемой Гаусса-Жордана: расширенная матрица [A | E] приводится не к треугольному, а сразу к единичному виду по столбцу A — на шаге k ведущий столбец нормируется делением строки на ведущий элемент, а затем обнуляется не только ниже, но и</w:t>
-      </w:r>
-      <w:r>
-        <w:rPr>
-          <w:rFonts w:ascii="Times New Roman" w:hAnsi="Times New Roman" w:cs="Times New Roman"/>
-          <w:sz w:val="28"/>
-        </w:rPr>
-        <w:t xml:space="preserve"> </w:t>
-      </w:r>
-      <w:r>
-        <w:rPr>
-          <w:rFonts w:ascii="Times New Roman" w:hAnsi="Times New Roman" w:cs="Times New Roman"/>
-          <w:b/>
-          <w:bCs/>
-          <w:sz w:val="28"/>
-        </w:rPr>
-        <w:t xml:space="preserve">выше</w:t>
-      </w:r>
-      <w:r>
-        <w:rPr>
-          <w:rFonts w:ascii="Times New Roman" w:hAnsi="Times New Roman" w:cs="Times New Roman"/>
-          <w:sz w:val="28"/>
-        </w:rPr>
-        <w:t xml:space="preserve"> </w:t>
-      </w:r>
-      <w:r>
-        <w:rPr>
-          <w:rFonts w:ascii="Times New Roman" w:hAnsi="Times New Roman" w:cs="Times New Roman"/>
-          <w:sz w:val="28"/>
-        </w:rPr>
-        <w:t xml:space="preserve">диагонали во всех остальных строках. После n шагов левая часть расширенной матрицы становится единичной E, а правая — искомой A⁻¹, то есть [A | E] → [E | A⁻¹]. В отличие от решения n систем A·xᵢ = eᵢ по отдельности (задание 6.2.1 применительно к каждому столбцу), здесь все столбцы обратной матрицы вычисляются за один проход по общей расширенной матрице.</w:t>
-      </w:r>
-    </w:p>
-    <w:p>
-      <w:pPr>
-        <w:spacing w:line="360" w:lineRule="auto"/>
-        <w:ind w:firstLine="709"/>
-        <w:jc w:val="both"/>
-      </w:pPr>
-      <w:r>
-        <w:rPr>
-          <w:rFonts w:ascii="Times New Roman" w:hAnsi="Times New Roman" w:cs="Times New Roman"/>
-          <w:sz w:val="28"/>
-        </w:rPr>
-        <w:pict>
-          <v:rect style="width:0;height:1.5pt" o:hralign="center" o:hrstd="t" o:hr="t"/>
-        </w:pict>
-      </w:r>
-    </w:p>
-    <w:bookmarkEnd w:id="28"/>
-    <w:bookmarkStart w:id="29" w:name="порядок-выполнения-работы-3"/>
-    <w:p>
-      <w:pPr>
-        <w:pStyle w:val="Heading3"/>
-        <w:spacing w:before="240" w:after="120" w:line="360" w:lineRule="auto"/>
-        <w:ind w:firstLine="0"/>
-        <w:jc w:val="center"/>
-      </w:pPr>
-      <w:r>
-        <w:rPr>
-          <w:rFonts w:ascii="Times New Roman" w:hAnsi="Times New Roman" w:cs="Times New Roman"/>
-          <w:b/>
-          <w:sz w:val="28"/>
-        </w:rPr>
-        <w:t xml:space="preserve">4.3 Порядок выполнения работы</w:t>
-      </w:r>
-    </w:p>
-    <w:p>
-      <w:pPr>
-        <w:pStyle w:val="Compact"/>
-        <w:numPr>
-          <w:ilvl w:val="0"/>
-          <w:numId w:val="1010"/>
-        </w:numPr>
-        <w:spacing w:line="360" w:lineRule="auto"/>
-        <w:ind w:firstLine="709"/>
-        <w:jc w:val="both"/>
-      </w:pPr>
-      <w:r>
-        <w:rPr>
-          <w:rFonts w:ascii="Times New Roman" w:hAnsi="Times New Roman" w:cs="Times New Roman"/>
-          <w:sz w:val="28"/>
-        </w:rPr>
-        <w:t xml:space="preserve">Построить расширенную матрицу [A | E], где E — единичная матрица 4×4.</w:t>
-      </w:r>
-    </w:p>
-    <w:p>
-      <w:pPr>
-        <w:pStyle w:val="Compact"/>
-        <w:numPr>
-          <w:ilvl w:val="0"/>
-          <w:numId w:val="1010"/>
-        </w:numPr>
-        <w:spacing w:line="360" w:lineRule="auto"/>
-        <w:ind w:firstLine="709"/>
-        <w:jc w:val="both"/>
-      </w:pPr>
-      <w:r>
-        <w:rPr>
-          <w:rFonts w:ascii="Times New Roman" w:hAnsi="Times New Roman" w:cs="Times New Roman"/>
-          <w:sz w:val="28"/>
-        </w:rPr>
-        <w:t xml:space="preserve">Для k = 1…4: выбрать ведущий элемент в столбце k, переставить строки при необходимости, нормировать ведущую строку делением на ведущий элемент, обнулить столбец k во всех остальных строках (и ниже, и выше диагонали).</w:t>
-      </w:r>
-    </w:p>
-    <w:p>
-      <w:pPr>
-        <w:pStyle w:val="Compact"/>
-        <w:numPr>
-          <w:ilvl w:val="0"/>
-          <w:numId w:val="1010"/>
-        </w:numPr>
-        <w:spacing w:line="360" w:lineRule="auto"/>
-        <w:ind w:firstLine="709"/>
-        <w:jc w:val="both"/>
-      </w:pPr>
-      <w:r>
-        <w:rPr>
-          <w:rFonts w:ascii="Times New Roman" w:hAnsi="Times New Roman" w:cs="Times New Roman"/>
-          <w:sz w:val="28"/>
-        </w:rPr>
-        <w:t xml:space="preserve">Взять правую половину итоговой матрицы — это A⁻¹.</w:t>
-      </w:r>
-    </w:p>
-    <w:p>
-      <w:pPr>
-        <w:pStyle w:val="Compact"/>
-        <w:numPr>
-          <w:ilvl w:val="0"/>
-          <w:numId w:val="1010"/>
-        </w:numPr>
-        <w:spacing w:line="360" w:lineRule="auto"/>
-        <w:ind w:firstLine="709"/>
-        <w:jc w:val="both"/>
-      </w:pPr>
-      <w:r>
-        <w:rPr>
-          <w:rFonts w:ascii="Times New Roman" w:hAnsi="Times New Roman" w:cs="Times New Roman"/>
-          <w:sz w:val="28"/>
-        </w:rPr>
-        <w:t xml:space="preserve">Вычислить невязку max|A·A⁻¹ − E| для контроля точности.</w:t>
-      </w:r>
-    </w:p>
-    <w:p>
-      <w:pPr>
-        <w:spacing w:line="360" w:lineRule="auto"/>
-        <w:ind w:firstLine="709"/>
-        <w:jc w:val="both"/>
-      </w:pPr>
-      <w:r>
-        <w:rPr>
-          <w:rFonts w:ascii="Times New Roman" w:hAnsi="Times New Roman" w:cs="Times New Roman"/>
-          <w:sz w:val="28"/>
-        </w:rPr>
-        <w:pict>
-          <v:rect style="width:0;height:1.5pt" o:hralign="center" o:hrstd="t" o:hr="t"/>
-        </w:pict>
-      </w:r>
-    </w:p>
-    <w:bookmarkEnd w:id="29"/>
-    <w:bookmarkStart w:id="30" w:name="результаты-работы-программы-3"/>
-    <w:p>
-      <w:pPr>
-        <w:pStyle w:val="Heading3"/>
-        <w:spacing w:before="240" w:after="120" w:line="360" w:lineRule="auto"/>
-        <w:ind w:firstLine="0"/>
-        <w:jc w:val="center"/>
-      </w:pPr>
-      <w:r>
-        <w:rPr>
-          <w:rFonts w:ascii="Times New Roman" w:hAnsi="Times New Roman" w:cs="Times New Roman"/>
-          <w:b/>
-          <w:sz w:val="28"/>
-        </w:rPr>
-        <w:t xml:space="preserve">4.4 Результаты работы программы</w:t>
-      </w:r>
-    </w:p>
-    <w:p>
-      <w:pPr>
-        <w:pStyle w:val="FirstParagraph"/>
         <w:spacing w:line="360" w:lineRule="auto"/>
         <w:ind w:firstLine="709"/>
         <w:jc w:val="both"/>
@@ -6677,7 +5694,7 @@
           <w:rFonts w:ascii="Times New Roman" w:hAnsi="Times New Roman" w:cs="Times New Roman"/>
           <w:sz w:val="28"/>
         </w:rPr>
-        <w:t xml:space="preserve">Погрешность вычисления обратной матрицы приведена в Таблице 4.1.</w:t>
+        <w:t xml:space="preserve">Погрешность вычисления обратной матрицы приведена в Таблице 2.4.</w:t>
       </w:r>
     </w:p>
     <w:p>
@@ -6694,7 +5711,7 @@
           <w:bCs/>
           <w:sz w:val="28"/>
         </w:rPr>
-        <w:t xml:space="preserve">Таблица 4.1 — Погрешность вычисления обратной матрицы, метод Гаусса</w:t>
+        <w:t xml:space="preserve">Таблица 2.4 — Погрешность вычисления обратной матрицы, метод Гаусса</w:t>
       </w:r>
     </w:p>
     <w:tbl>
@@ -6807,9 +5824,9 @@
         </w:pict>
       </w:r>
     </w:p>
-    <w:bookmarkEnd w:id="30"/>
-    <w:bookmarkEnd w:id="31"/>
-    <w:bookmarkStart w:id="32" w:name="выводы"/>
+    <w:bookmarkEnd w:id="20"/>
+    <w:bookmarkEnd w:id="21"/>
+    <w:bookmarkStart w:id="22" w:name="выводы"/>
     <w:p>
       <w:pPr>
         <w:pStyle w:val="Heading2"/>
@@ -6824,7 +5841,7 @@
           <w:b/>
           <w:sz w:val="28"/>
         </w:rPr>
-        <w:t xml:space="preserve">5 ВЫВОДЫ</w:t>
+        <w:t xml:space="preserve">ВЫВОДЫ</w:t>
       </w:r>
     </w:p>
     <w:p>
@@ -6967,8 +5984,8 @@
         </w:pict>
       </w:r>
     </w:p>
-    <w:bookmarkEnd w:id="32"/>
-    <w:bookmarkStart w:id="33" w:name="список-использованных-источников"/>
+    <w:bookmarkEnd w:id="22"/>
+    <w:bookmarkStart w:id="23" w:name="список-использованных-источников"/>
     <w:p>
       <w:pPr>
         <w:pStyle w:val="Heading2"/>
@@ -6983,7 +6000,7 @@
           <w:b/>
           <w:sz w:val="28"/>
         </w:rPr>
-        <w:t xml:space="preserve">6 СПИСОК ИСПОЛЬЗОВАННЫХ ИСТОЧНИКОВ</w:t>
+        <w:t xml:space="preserve">СПИСОК ИСПОЛЬЗОВАННЫХ ИСТОЧНИКОВ</w:t>
       </w:r>
     </w:p>
     <w:p>
@@ -6991,7 +6008,7 @@
         <w:pStyle w:val="Compact"/>
         <w:numPr>
           <w:ilvl w:val="0"/>
-          <w:numId w:val="1011"/>
+          <w:numId w:val="1003"/>
         </w:numPr>
         <w:spacing w:line="360" w:lineRule="auto"/>
         <w:ind w:firstLine="709"/>
@@ -7010,7 +6027,7 @@
         <w:pStyle w:val="Compact"/>
         <w:numPr>
           <w:ilvl w:val="0"/>
-          <w:numId w:val="1011"/>
+          <w:numId w:val="1003"/>
         </w:numPr>
         <w:spacing w:line="360" w:lineRule="auto"/>
         <w:ind w:firstLine="709"/>
@@ -7029,7 +6046,7 @@
         <w:pStyle w:val="Compact"/>
         <w:numPr>
           <w:ilvl w:val="0"/>
-          <w:numId w:val="1011"/>
+          <w:numId w:val="1003"/>
         </w:numPr>
         <w:spacing w:line="360" w:lineRule="auto"/>
         <w:ind w:firstLine="709"/>
@@ -7059,8 +6076,8 @@
         </w:pict>
       </w:r>
     </w:p>
-    <w:bookmarkEnd w:id="33"/>
-    <w:bookmarkStart w:id="38" w:name="X481edebf3f0da513e8d84945c43118d7038eda8"/>
+    <w:bookmarkEnd w:id="23"/>
+    <w:bookmarkStart w:id="28" w:name="X481edebf3f0da513e8d84945c43118d7038eda8"/>
     <w:p>
       <w:pPr>
         <w:pStyle w:val="Heading2"/>
@@ -7078,7 +6095,7 @@
         <w:t xml:space="preserve">ПРИЛОЖЕНИЕ А (обязательное) — Листинги программ</w:t>
       </w:r>
     </w:p>
-    <w:bookmarkStart w:id="34" w:name="X714e1a55aa4a679602326b32ad468b840c47f71"/>
+    <w:bookmarkStart w:id="24" w:name="X714e1a55aa4a679602326b32ad468b840c47f71"/>
     <w:p>
       <w:pPr>
         <w:pStyle w:val="Heading3"/>
@@ -11813,8 +10830,8 @@
         <w:t xml:space="preserve">    main()</w:t>
       </w:r>
     </w:p>
-    <w:bookmarkEnd w:id="34"/>
-    <w:bookmarkStart w:id="35" w:name="X59de55d4a1534eda54e3a77b53d509e8eb07527"/>
+    <w:bookmarkEnd w:id="24"/>
+    <w:bookmarkStart w:id="25" w:name="X59de55d4a1534eda54e3a77b53d509e8eb07527"/>
     <w:p>
       <w:pPr>
         <w:pStyle w:val="Heading3"/>
@@ -16267,8 +15284,8 @@
         <w:t xml:space="preserve">    main()</w:t>
       </w:r>
     </w:p>
-    <w:bookmarkEnd w:id="35"/>
-    <w:bookmarkStart w:id="36" w:name="X0e777481b331736f7afa90b975e03dacbdc20b1"/>
+    <w:bookmarkEnd w:id="25"/>
+    <w:bookmarkStart w:id="26" w:name="X0e777481b331736f7afa90b975e03dacbdc20b1"/>
     <w:p>
       <w:pPr>
         <w:pStyle w:val="Heading3"/>
@@ -19423,8 +18440,8 @@
         <w:t xml:space="preserve">    main()</w:t>
       </w:r>
     </w:p>
-    <w:bookmarkEnd w:id="36"/>
-    <w:bookmarkStart w:id="37" w:name="X14de5452b95f78e3fa710c0937cddae3b1a909b"/>
+    <w:bookmarkEnd w:id="26"/>
+    <w:bookmarkStart w:id="27" w:name="X14de5452b95f78e3fa710c0937cddae3b1a909b"/>
     <w:p>
       <w:pPr>
         <w:pStyle w:val="Heading3"/>
@@ -23452,9 +22469,9 @@
         <w:t xml:space="preserve">    main()</w:t>
       </w:r>
     </w:p>
-    <w:bookmarkEnd w:id="37"/>
-    <w:bookmarkEnd w:id="38"/>
-    <w:bookmarkEnd w:id="39"/>
+    <w:bookmarkEnd w:id="27"/>
+    <w:bookmarkEnd w:id="28"/>
+    <w:bookmarkEnd w:id="29"/>
     <w:sectPr>
       <w:footerReference w:type="default" r:id="rId9"/>
       <w:footerReference w:type="first" r:id="rId10"/>
@@ -23824,138 +22841,6 @@
     </w:lvlOverride>
   </w:num>
   <w:num w:numId="1003">
-    <w:abstractNumId w:val="991"/>
-  </w:num>
-  <w:num w:numId="1004">
-    <w:abstractNumId w:val="991"/>
-  </w:num>
-  <w:num w:numId="1005">
-    <w:abstractNumId w:val="991"/>
-  </w:num>
-  <w:num w:numId="1006">
-    <w:abstractNumId w:val="991"/>
-  </w:num>
-  <w:num w:numId="1007">
-    <w:abstractNumId w:val="99411"/>
-    <w:lvlOverride w:ilvl="0">
-      <w:startOverride w:val="1"/>
-    </w:lvlOverride>
-    <w:lvlOverride w:ilvl="1">
-      <w:startOverride w:val="1"/>
-    </w:lvlOverride>
-    <w:lvlOverride w:ilvl="2">
-      <w:startOverride w:val="1"/>
-    </w:lvlOverride>
-    <w:lvlOverride w:ilvl="3">
-      <w:startOverride w:val="1"/>
-    </w:lvlOverride>
-    <w:lvlOverride w:ilvl="4">
-      <w:startOverride w:val="1"/>
-    </w:lvlOverride>
-    <w:lvlOverride w:ilvl="5">
-      <w:startOverride w:val="1"/>
-    </w:lvlOverride>
-    <w:lvlOverride w:ilvl="6">
-      <w:startOverride w:val="1"/>
-    </w:lvlOverride>
-    <w:lvlOverride w:ilvl="7">
-      <w:startOverride w:val="1"/>
-    </w:lvlOverride>
-    <w:lvlOverride w:ilvl="8">
-      <w:startOverride w:val="1"/>
-    </w:lvlOverride>
-  </w:num>
-  <w:num w:numId="1008">
-    <w:abstractNumId w:val="99411"/>
-    <w:lvlOverride w:ilvl="0">
-      <w:startOverride w:val="1"/>
-    </w:lvlOverride>
-    <w:lvlOverride w:ilvl="1">
-      <w:startOverride w:val="1"/>
-    </w:lvlOverride>
-    <w:lvlOverride w:ilvl="2">
-      <w:startOverride w:val="1"/>
-    </w:lvlOverride>
-    <w:lvlOverride w:ilvl="3">
-      <w:startOverride w:val="1"/>
-    </w:lvlOverride>
-    <w:lvlOverride w:ilvl="4">
-      <w:startOverride w:val="1"/>
-    </w:lvlOverride>
-    <w:lvlOverride w:ilvl="5">
-      <w:startOverride w:val="1"/>
-    </w:lvlOverride>
-    <w:lvlOverride w:ilvl="6">
-      <w:startOverride w:val="1"/>
-    </w:lvlOverride>
-    <w:lvlOverride w:ilvl="7">
-      <w:startOverride w:val="1"/>
-    </w:lvlOverride>
-    <w:lvlOverride w:ilvl="8">
-      <w:startOverride w:val="1"/>
-    </w:lvlOverride>
-  </w:num>
-  <w:num w:numId="1009">
-    <w:abstractNumId w:val="99411"/>
-    <w:lvlOverride w:ilvl="0">
-      <w:startOverride w:val="1"/>
-    </w:lvlOverride>
-    <w:lvlOverride w:ilvl="1">
-      <w:startOverride w:val="1"/>
-    </w:lvlOverride>
-    <w:lvlOverride w:ilvl="2">
-      <w:startOverride w:val="1"/>
-    </w:lvlOverride>
-    <w:lvlOverride w:ilvl="3">
-      <w:startOverride w:val="1"/>
-    </w:lvlOverride>
-    <w:lvlOverride w:ilvl="4">
-      <w:startOverride w:val="1"/>
-    </w:lvlOverride>
-    <w:lvlOverride w:ilvl="5">
-      <w:startOverride w:val="1"/>
-    </w:lvlOverride>
-    <w:lvlOverride w:ilvl="6">
-      <w:startOverride w:val="1"/>
-    </w:lvlOverride>
-    <w:lvlOverride w:ilvl="7">
-      <w:startOverride w:val="1"/>
-    </w:lvlOverride>
-    <w:lvlOverride w:ilvl="8">
-      <w:startOverride w:val="1"/>
-    </w:lvlOverride>
-  </w:num>
-  <w:num w:numId="1010">
-    <w:abstractNumId w:val="99411"/>
-    <w:lvlOverride w:ilvl="0">
-      <w:startOverride w:val="1"/>
-    </w:lvlOverride>
-    <w:lvlOverride w:ilvl="1">
-      <w:startOverride w:val="1"/>
-    </w:lvlOverride>
-    <w:lvlOverride w:ilvl="2">
-      <w:startOverride w:val="1"/>
-    </w:lvlOverride>
-    <w:lvlOverride w:ilvl="3">
-      <w:startOverride w:val="1"/>
-    </w:lvlOverride>
-    <w:lvlOverride w:ilvl="4">
-      <w:startOverride w:val="1"/>
-    </w:lvlOverride>
-    <w:lvlOverride w:ilvl="5">
-      <w:startOverride w:val="1"/>
-    </w:lvlOverride>
-    <w:lvlOverride w:ilvl="6">
-      <w:startOverride w:val="1"/>
-    </w:lvlOverride>
-    <w:lvlOverride w:ilvl="7">
-      <w:startOverride w:val="1"/>
-    </w:lvlOverride>
-    <w:lvlOverride w:ilvl="8">
-      <w:startOverride w:val="1"/>
-    </w:lvlOverride>
-  </w:num>
-  <w:num w:numId="1011">
     <w:abstractNumId w:val="99411"/>
     <w:lvlOverride w:ilvl="0">
       <w:startOverride w:val="1"/>
